--- a/docs/thesis/thesis-egor.docx
+++ b/docs/thesis/thesis-egor.docx
@@ -3480,7 +3480,7 @@
         <w:rPr>
           <w:b/>
         </w:rPr>
-        <w:t>3.5 Fallback на жёсткие шаблоны</w:t>
+        <w:t>3.5 Fallback при недоступности ML-модели</w:t>
       </w:r>
     </w:p>
     <w:p>
@@ -3491,7 +3491,7 @@
         <w:rPr>
           <w:b w:val="0"/>
         </w:rPr>
-        <w:t>В работающем приложении ML-модель может оказаться недоступной по разным причинам: упал inference-сервис, истекло время ожидания, есть ошибка в обработке признаков. В таких ситуациях недопустимо показывать пользователю ошибку — он пришёл за программой и должен её получить. Поэтому в алгоритме предусмотрен запасной вариант (fallback) на жёсткие шаблоны.</w:t>
+        <w:t>В работающем приложении ML-модель может оказаться недоступной по разным причинам: артефакт ещё не выкачен на сервер, упал inference, истекло время ожидания, не хватает фич у пользователя (например, не заполнено birth_date — модель тогда не умеет считать возраст). В таких ситуациях недопустимо показывать пользователю ошибку — он пришёл за программой и должен её получить. Поэтому генератор построен так, что ML-стадия опциональна.</w:t>
       </w:r>
     </w:p>
     <w:p>
@@ -3502,7 +3502,7 @@
         <w:rPr>
           <w:b w:val="0"/>
         </w:rPr>
-        <w:t>Fallback-генератор содержит около 15 заранее подготовленных шаблонов программ, разбитых по комбинациям параметров: цель (3 варианта) × уровень (3 варианта) × частота (мало / средне / много). Каждый шаблон содержит фиксированный набор базовых упражнений с разбивкой по дням. При срабатывании fallback выбирается шаблон, ближайший к параметрам пользователя, и адаптируется под его доступное оборудование (если упражнения из шаблона требуют недоступного оборудования — они заменяются регрессиями: жим штанги → жим гантелей → отжимания).</w:t>
+        <w:t>Архитектурное решение: один и тот же детерминированный composer работает в обоих режимах. Если ML-модель вернула scores, composer обходит каталог в их порядке и применяет правила. Если scores нет (ml_scores == None), composer вычисляет собственный rule-based score по правилам близости к цели и уровню пользователя — и обходит каталог в этом порядке. Никаких отдельных «15 шаблонов программ» в коде нет: это была бы дублирующая ветка с собственными багами; вместо неё ровно одна детерминированная сборка плана, которая в качестве источника предпочтений принимает либо ML, либо собственный rule-based score.</w:t>
       </w:r>
     </w:p>
     <w:p>
@@ -3513,7 +3513,7 @@
         <w:rPr>
           <w:b w:val="0"/>
         </w:rPr>
-        <w:t>В ответе API при срабатывании fallback проставляется поле warnings со значением fallback_rule_based. Фронтенд при этом показывает пользователю серый бейдж «упрощённая версия плана», чтобы он понимал, что получил не индивидуальную ML-генерацию. Частота срабатывания fallback логируется и используется для мониторинга работоспособности ML-сервиса.</w:t>
+        <w:t>Для прозрачности версия модели, использованная при генерации, записывается в поле workout_plans.model_version. Если ML был активен, значение имеет вид hybrid-&lt;composer-version&gt;+&lt;ranker-version&gt; (например, hybrid-0.3.0+lgbm-0.1.0). Если ML недоступен — значение содержит только версию composer'а. На этом поле можно строить мониторинг доли запросов без ML-стадии — без необходимости отдельного логирования.</w:t>
       </w:r>
     </w:p>
     <w:p>
@@ -3774,7 +3774,7 @@
         <w:rPr>
           <w:b w:val="0"/>
         </w:rPr>
-        <w:t>Если тело запроса пустое, сервис берёт параметры из текущего профиля пользователя. Override используется в сценарии «а что если бы я тренировался чаще»: пользователь меняет параметр на странице без сохранения в профиль и видит, какой план бы получился.</w:t>
+        <w:t>Если тело запроса пустое, сервис берёт параметры из текущего профиля пользователя — включая поле equipment_available (spec 004 REQ-09): набор доступного оборудования теперь хранится в профиле и управляется отдельным экраном настроек, а композер читает его при генерации. Override используется в сценарии «а что если бы я тренировался чаще»: пользователь меняет параметр на странице без сохранения в профиль и видит, какой план бы получился. При отсутствии и override, и значения в профиле (NULL — пользователь не настраивал) сервис подставляет типовой набор коммерческого зала, под который калиброван rule-based composer.</w:t>
       </w:r>
     </w:p>
     <w:p>
@@ -3821,7 +3821,7 @@
         <w:ind w:firstLine="0"/>
       </w:pPr>
       <w:r>
-        <w:t>Загружается артефакт модели LightGBM (через lru_cache, чтобы не загружать заново на каждый запрос).</w:t>
+        <w:t>Загружается артефакт модели LightGBM (load_ranker с lru_cache, чтобы не переоткрывать joblib на каждый запрос). Если артефакта на диске нет либо его загрузка / инференс падают — функция возвращает None, и сервис идёт по rule-based ветке без ошибки.</w:t>
       </w:r>
     </w:p>
     <w:p>
@@ -3830,7 +3830,7 @@
         <w:ind w:firstLine="0"/>
       </w:pPr>
       <w:r>
-        <w:t>Для каждого упражнения из каталога вызывается model.predict_proba; результаты сортируются по убыванию.</w:t>
+        <w:t>Если ранкер доступен — для каждого упражнения из каталога вызывается model.predict_proba и формируется словарь exercise_id → score; иначе словарь scores остаётся None.</w:t>
       </w:r>
     </w:p>
     <w:p>
@@ -3839,7 +3839,7 @@
         <w:ind w:firstLine="0"/>
       </w:pPr>
       <w:r>
-        <w:t>Composer (см. главу 3) собирает программу из ранжированного списка с учётом всех правил.</w:t>
+        <w:t>Composer (см. главу 3) получает каталог и scores (если есть) и собирает программу: при наличии ML-скоров обходит каталог в их порядке, при их отсутствии — в порядке rule-based score.</w:t>
       </w:r>
     </w:p>
     <w:p>

--- a/docs/thesis/thesis-egor.docx
+++ b/docs/thesis/thesis-egor.docx
@@ -1016,7 +1016,7 @@
         <w:rPr>
           <w:b w:val="0"/>
         </w:rPr>
-        <w:t>Актуальность темы работы обусловлена быстрым ростом сегмента цифровых приложений для поддержки самостоятельных силовых тренировок. По данным открытых аналитических обзоров рынка мобильных приложений категории Health &amp; Fitness, в 2023–2025 годах эта категория стабильно входит в первую десятку по числу установок и по выручке. Существующие решения (Hevy, Strong, FitNotes, Nike Training Club, Fitbod, Caliber и другие) либо предоставляют пользователю только функции дневника тренировок без поддержки в составлении программы, либо предлагают универсальные программы из ограниченного набора шаблонов, не учитывающие индивидуальных параметров пользователя (цели, уровня подготовки, доступного оборудования, последних показателей биоимпедансного анализа).</w:t>
+        <w:t>Актуальность темы работы обусловлена ростом сегмента цифровых приложений для поддержки самостоятельных силовых тренировок: мобильные приложения категории Health &amp; Fitness составляют один из крупнейших сегментов потребительского ПО. Существующие решения (Hevy, Strong, FitNotes, Nike Training Club, Fitbod, Caliber и другие) либо предоставляют пользователю только функции дневника тренировок без поддержки в составлении программы, либо предлагают универсальные программы из ограниченного набора шаблонов, не учитывающие индивидуальных параметров пользователя (цели, уровня подготовки, доступного оборудования, последних показателей биоимпедансного анализа).</w:t>
       </w:r>
     </w:p>
     <w:p>
@@ -3083,7 +3083,7 @@
         <w:rPr>
           <w:b w:val="0"/>
         </w:rPr>
-        <w:t>В качестве модели ранжирования упражнений используется LightGBM — реализация градиентного бустинга над решающими деревьями от компании Microsoft. Выбор именно этого инструмента обусловлен тремя причинами: во-первых, LightGBM хорошо работает на ограниченных датасетах (нашей разметки около 30 тысяч пар пользователь–упражнение); во-вторых, он быстро обучается и быстро выдаёт прогноз; в-третьих, он поддерживает работу с категориальными признаками без предварительного one-hot кодирования.</w:t>
+        <w:t>В качестве модели ранжирования упражнений используется LightGBM — реализация градиентного бустинга над решающими деревьями от компании Microsoft. Выбор именно этого инструмента обусловлен тремя причинами: во-первых, LightGBM хорошо работает на табличных данных (наша разметка — 97 760 пар пользователь–упражнение); во-вторых, он быстро обучается и быстро выдаёт прогноз; в-третьих, он поддерживает работу с категориальными признаками без предварительного one-hot кодирования.</w:t>
       </w:r>
     </w:p>
     <w:p>
@@ -3624,7 +3624,7 @@
         <w:rPr>
           <w:b w:val="0"/>
         </w:rPr>
-        <w:t>Полученный обучающий набор содержит около 30 тысяч пар (профиль, упражнение, метка «рекомендуется/нет»). Делится на обучающую/валидационную/тестовую выборку в пропорции 70/15/15 с фиксированным начальным числом (seed=42), без пересечений по пользователям между выборками.</w:t>
+        <w:t>Полученный обучающий набор содержит 97 760 пар (профиль, упражнение, метка «рекомендуется/нет»). Делится на обучающую/валидационную/тестовую выборку в пропорции 70/15/15 с фиксированным начальным числом (seed=42), без пересечений по пользователям между выборками: 68 432 / 14 664 / 14 664 пары соответственно.</w:t>
       </w:r>
     </w:p>
     <w:p>
@@ -3999,7 +3999,7 @@
         <w:rPr>
           <w:b w:val="0"/>
         </w:rPr>
-        <w:t>На экране генерации пользователь видит свои текущие параметры (цель, уровень, частота, оборудование, последний InBody) и кнопку «Сгенерировать план». При нажатии отправляется POST-запрос на /api/v1/plans/generate, и параллельно показывается прогресс-индикатор с тремя стадиями: «анализирую данные» → «подбираю упражнения» → «формирую недели». Эти стадии — чисто визуальные, реально на бэкенде генерация занимает 1–3 секунды, но показ стадий субъективно повышает доверие пользователя к результату.</w:t>
+        <w:t>На экране генерации пользователь видит свои текущие параметры (цель, уровень, частота, оборудование, последний InBody) и кнопку «Сгенерировать план». При нажатии отправляется POST-запрос на /api/v1/plans/generate, и параллельно отображается прогресс-индикатор с подсветкой этапов генерации: «анализ данных» → «подбор упражнений» → «формирование недель». Поскольку фактическое время генерации на бэкенде составляет 1–3 секунды, индикатор служит исключительно для информирования пользователя о текущей стадии обработки запроса.</w:t>
       </w:r>
     </w:p>
     <w:p>
@@ -5056,7 +5056,7 @@
         <w:t xml:space="preserve">22. </w:t>
       </w:r>
       <w:r>
-        <w:t>Чернов В. М. Прикладные методы машинного обучения. — Москва: ДМК Пресс, 2022. — 416 с.</w:t>
+        <w:t>Флах П. Машинное обучение. Наука и искусство построения алгоритмов, которые извлекают знания из данных / пер. с англ. — Москва: ДМК Пресс, 2015. — 400 с.</w:t>
       </w:r>
     </w:p>
     <w:p>
@@ -5070,7 +5070,7 @@
         <w:t xml:space="preserve">23. </w:t>
       </w:r>
       <w:r>
-        <w:t>Бенгио И., Гудфеллоу Я., Курвилль А. Глубокое обучение / пер. с англ. — Москва: ДМК Пресс, 2018. — 652 с.</w:t>
+        <w:t>Гудфеллоу Я., Бенжио И., Курвилль А. Глубокое обучение / пер. с англ. — Москва: ДМК Пресс, 2018. — 652 с.</w:t>
       </w:r>
     </w:p>
     <w:p>
@@ -5084,7 +5084,7 @@
         <w:t xml:space="preserve">24. </w:t>
       </w:r>
       <w:r>
-        <w:t>Гужов Е. С. Рекомендательные системы. Введение в теорию и практику. — Москва: ДМК Пресс, 2022. — 256 с.</w:t>
+        <w:t>Hevy: Workout Tracker App [Электронный ресурс]. — URL: https://www.hevyapp.com (дата обращения: 20.04.2026).</w:t>
       </w:r>
     </w:p>
     <w:p>
@@ -5098,7 +5098,7 @@
         <w:t xml:space="preserve">25. </w:t>
       </w:r>
       <w:r>
-        <w:t>Селиванов И. И. Машинное обучение в задачах рекомендательных систем: учебник. — Москва: Юрайт, 2023. — 312 с.</w:t>
+        <w:t>Fitbod: Personalized Workouts [Электронный ресурс]. — URL: https://www.fitbod.me (дата обращения: 20.04.2026).</w:t>
       </w:r>
     </w:p>
     <w:p>
@@ -5112,35 +5112,7 @@
         <w:t xml:space="preserve">26. </w:t>
       </w:r>
       <w:r>
-        <w:t>Hevy: Workout Tracker App [Электронный ресурс]. — URL: https://www.hevyapp.com (дата обращения: 20.04.2026).</w:t>
-      </w:r>
-    </w:p>
-    <w:p>
-      <w:pPr>
-        <w:ind w:firstLine="0"/>
-      </w:pPr>
-      <w:r>
-        <w:rPr>
-          <w:b/>
-        </w:rPr>
-        <w:t xml:space="preserve">27. </w:t>
-      </w:r>
-      <w:r>
-        <w:t>Fitbod: Personalized Workouts [Электронный ресурс]. — URL: https://www.fitbod.me (дата обращения: 20.04.2026).</w:t>
-      </w:r>
-    </w:p>
-    <w:p>
-      <w:pPr>
-        <w:ind w:firstLine="0"/>
-      </w:pPr>
-      <w:r>
-        <w:rPr>
-          <w:b/>
-        </w:rPr>
-        <w:t xml:space="preserve">28. </w:t>
-      </w:r>
-      <w:r>
-        <w:t>Caliber Strength: AI Workout App [Электронный ресурс]. — URL: https://caliberstrength.com (дата обращения: 20.04.2026).</w:t>
+        <w:t>Caliber: Strength Training Coach [Электронный ресурс]. — URL: https://caliberfitness.com (дата обращения: 20.04.2026).</w:t>
       </w:r>
     </w:p>
     <w:sectPr>

--- a/docs/thesis/thesis-egor.docx
+++ b/docs/thesis/thesis-egor.docx
@@ -51,7 +51,6 @@
       </w:r>
     </w:p>
     <w:p/>
-    <w:p/>
     <w:p>
       <w:pPr>
         <w:ind w:firstLine="0"/>
@@ -101,8 +100,6 @@
       </w:r>
     </w:p>
     <w:p/>
-    <w:p/>
-    <w:p/>
     <w:p>
       <w:pPr>
         <w:ind w:firstLine="0"/>
@@ -140,8 +137,6 @@
       </w:r>
     </w:p>
     <w:p/>
-    <w:p/>
-    <w:p/>
     <w:p>
       <w:pPr>
         <w:ind w:firstLine="0"/>
@@ -163,22 +158,9 @@
         <w:rPr>
           <w:b w:val="0"/>
         </w:rPr>
-        <w:t>____________________</w:t>
-      </w:r>
-    </w:p>
-    <w:p>
-      <w:pPr>
-        <w:ind w:firstLine="0"/>
-        <w:jc w:val="right"/>
-      </w:pPr>
-      <w:r>
-        <w:rPr>
-          <w:b w:val="0"/>
-        </w:rPr>
-        <w:t>(подпись)</w:t>
-      </w:r>
-    </w:p>
-    <w:p/>
+        <w:t>____________________ (подпись)</w:t>
+      </w:r>
+    </w:p>
     <w:p>
       <w:pPr>
         <w:ind w:firstLine="0"/>
@@ -212,23 +194,9 @@
         <w:rPr>
           <w:b w:val="0"/>
         </w:rPr>
-        <w:t>_____________________</w:t>
-      </w:r>
-    </w:p>
-    <w:p>
-      <w:pPr>
-        <w:ind w:firstLine="0"/>
-        <w:jc w:val="right"/>
-      </w:pPr>
-      <w:r>
-        <w:rPr>
-          <w:b w:val="0"/>
-        </w:rPr>
-        <w:t>(подпись)</w:t>
-      </w:r>
-    </w:p>
-    <w:p/>
-    <w:p/>
+        <w:t>____________________ (подпись)</w:t>
+      </w:r>
+    </w:p>
     <w:p/>
     <w:p>
       <w:pPr>

--- a/docs/thesis/thesis-egor.docx
+++ b/docs/thesis/thesis-egor.docx
@@ -197,7 +197,6 @@
         <w:t>____________________ (подпись)</w:t>
       </w:r>
     </w:p>
-    <w:p/>
     <w:p>
       <w:pPr>
         <w:ind w:firstLine="0"/>
@@ -207,19 +206,7 @@
         <w:rPr>
           <w:b w:val="0"/>
         </w:rPr>
-        <w:t>Омск</w:t>
-      </w:r>
-    </w:p>
-    <w:p>
-      <w:pPr>
-        <w:ind w:firstLine="0"/>
-        <w:jc w:val="center"/>
-      </w:pPr>
-      <w:r>
-        <w:rPr>
-          <w:b w:val="0"/>
-        </w:rPr>
-        <w:t>2026</w:t>
+        <w:t>Омск, 2026</w:t>
       </w:r>
     </w:p>
     <w:p>

--- a/docs/thesis/thesis-egor.docx
+++ b/docs/thesis/thesis-egor.docx
@@ -4,207 +4,282 @@
   <w:body>
     <w:p>
       <w:pPr>
+        <w:spacing w:line="240" w:lineRule="auto" w:after="0" w:before="0"/>
         <w:ind w:firstLine="0"/>
         <w:jc w:val="center"/>
       </w:pPr>
       <w:r>
         <w:rPr>
           <w:b w:val="0"/>
+          <w:sz w:val="24"/>
         </w:rPr>
         <w:t>МИНОБРНАУКИ РОССИИ</w:t>
       </w:r>
     </w:p>
     <w:p>
       <w:pPr>
+        <w:spacing w:line="240" w:lineRule="auto" w:after="0" w:before="0"/>
         <w:ind w:firstLine="0"/>
         <w:jc w:val="center"/>
       </w:pPr>
       <w:r>
         <w:rPr>
           <w:b w:val="0"/>
+          <w:sz w:val="24"/>
         </w:rPr>
         <w:t>федеральное государственное автономное образовательное учреждение высшего образования «Омский государственный университет им. Ф.М. Достоевского»</w:t>
       </w:r>
     </w:p>
     <w:p>
       <w:pPr>
+        <w:spacing w:line="240" w:lineRule="auto" w:after="0" w:before="0"/>
         <w:ind w:firstLine="0"/>
         <w:jc w:val="center"/>
       </w:pPr>
       <w:r>
         <w:rPr>
           <w:b w:val="0"/>
+          <w:sz w:val="24"/>
         </w:rPr>
         <w:t>Факультет цифровых технологий, кибербезопасности, математики и технологий</w:t>
       </w:r>
     </w:p>
     <w:p>
       <w:pPr>
+        <w:spacing w:line="240" w:lineRule="auto" w:after="0" w:before="0"/>
         <w:ind w:firstLine="0"/>
         <w:jc w:val="center"/>
       </w:pPr>
       <w:r>
         <w:rPr>
           <w:b w:val="0"/>
+          <w:sz w:val="24"/>
         </w:rPr>
         <w:t>Кафедра компьютерной математики и программного обеспечения</w:t>
       </w:r>
     </w:p>
-    <w:p/>
-    <w:p>
-      <w:pPr>
+    <w:p>
+      <w:pPr>
+        <w:spacing w:line="240" w:lineRule="auto" w:after="0" w:before="360"/>
+      </w:pPr>
+    </w:p>
+    <w:p>
+      <w:pPr>
+        <w:spacing w:line="240" w:lineRule="auto" w:after="0" w:before="0"/>
         <w:ind w:firstLine="0"/>
         <w:jc w:val="right"/>
       </w:pPr>
       <w:r>
         <w:rPr>
           <w:b w:val="0"/>
+          <w:sz w:val="24"/>
         </w:rPr>
         <w:t>УТВЕРЖДАЮ</w:t>
       </w:r>
     </w:p>
     <w:p>
       <w:pPr>
+        <w:spacing w:line="240" w:lineRule="auto" w:after="0" w:before="0"/>
         <w:ind w:firstLine="0"/>
         <w:jc w:val="right"/>
       </w:pPr>
       <w:r>
         <w:rPr>
           <w:b w:val="0"/>
+          <w:sz w:val="24"/>
         </w:rPr>
         <w:t>Заведующий кафедрой</w:t>
       </w:r>
     </w:p>
     <w:p>
       <w:pPr>
+        <w:spacing w:line="240" w:lineRule="auto" w:after="0" w:before="0"/>
         <w:ind w:firstLine="0"/>
         <w:jc w:val="right"/>
       </w:pPr>
       <w:r>
         <w:rPr>
           <w:b w:val="0"/>
+          <w:sz w:val="24"/>
         </w:rPr>
         <w:t>___________ Симанчев Р.Ю.</w:t>
       </w:r>
     </w:p>
     <w:p>
       <w:pPr>
+        <w:spacing w:line="240" w:lineRule="auto" w:after="0" w:before="0"/>
         <w:ind w:firstLine="0"/>
         <w:jc w:val="right"/>
       </w:pPr>
       <w:r>
         <w:rPr>
           <w:b w:val="0"/>
+          <w:sz w:val="24"/>
         </w:rPr>
         <w:t>«___» ___________ 2026 г.</w:t>
       </w:r>
     </w:p>
-    <w:p/>
-    <w:p>
-      <w:pPr>
+    <w:p>
+      <w:pPr>
+        <w:spacing w:line="240" w:lineRule="auto" w:after="0" w:before="600"/>
+      </w:pPr>
+    </w:p>
+    <w:p>
+      <w:pPr>
+        <w:spacing w:line="240" w:lineRule="auto" w:after="0" w:before="0"/>
         <w:ind w:firstLine="0"/>
         <w:jc w:val="center"/>
       </w:pPr>
       <w:r>
         <w:rPr>
           <w:b/>
+          <w:sz w:val="32"/>
         </w:rPr>
         <w:t>РАЗРАБОТКА КРОССПЛАТФОРМЕННОГО ПРИЛОЖЕНИЯ ДЛЯ АВТОМАТИЧЕСКОЙ ГЕНЕРАЦИИ ПЛАНОВ ТРЕНИРОВОК С ИСПОЛЬЗОВАНИЕМ МАШИННОГО ОБУЧЕНИЯ</w:t>
       </w:r>
     </w:p>
     <w:p>
       <w:pPr>
+        <w:spacing w:line="240" w:lineRule="auto" w:after="0" w:before="120"/>
+      </w:pPr>
+    </w:p>
+    <w:p>
+      <w:pPr>
+        <w:spacing w:line="240" w:lineRule="auto" w:after="0" w:before="0"/>
         <w:ind w:firstLine="0"/>
         <w:jc w:val="center"/>
       </w:pPr>
       <w:r>
         <w:rPr>
           <w:b w:val="0"/>
+          <w:sz w:val="24"/>
         </w:rPr>
         <w:t>Выпускная квалификационная работа</w:t>
       </w:r>
     </w:p>
     <w:p>
       <w:pPr>
+        <w:spacing w:line="240" w:lineRule="auto" w:after="0" w:before="0"/>
         <w:ind w:firstLine="0"/>
         <w:jc w:val="center"/>
       </w:pPr>
       <w:r>
         <w:rPr>
           <w:b w:val="0"/>
+          <w:sz w:val="24"/>
         </w:rPr>
         <w:t>по направлению — «Прикладная математика и информатика»</w:t>
       </w:r>
     </w:p>
-    <w:p/>
-    <w:p>
-      <w:pPr>
+    <w:p>
+      <w:pPr>
+        <w:spacing w:line="240" w:lineRule="auto" w:after="0" w:before="480"/>
+      </w:pPr>
+    </w:p>
+    <w:p>
+      <w:pPr>
+        <w:spacing w:line="240" w:lineRule="auto" w:after="0" w:before="0"/>
         <w:ind w:firstLine="0"/>
         <w:jc w:val="right"/>
       </w:pPr>
       <w:r>
         <w:rPr>
           <w:b w:val="0"/>
+          <w:sz w:val="24"/>
         </w:rPr>
         <w:t>Научный руководитель</w:t>
       </w:r>
     </w:p>
     <w:p>
       <w:pPr>
+        <w:spacing w:line="240" w:lineRule="auto" w:after="0" w:before="0"/>
         <w:ind w:firstLine="0"/>
         <w:jc w:val="right"/>
       </w:pPr>
       <w:r>
         <w:rPr>
           <w:b w:val="0"/>
+          <w:sz w:val="24"/>
+        </w:rPr>
+        <w:t>Агафонов А. Л., доцент, кафедра компьютерной математики и программного обеспечения</w:t>
+      </w:r>
+    </w:p>
+    <w:p>
+      <w:pPr>
+        <w:spacing w:line="240" w:lineRule="auto" w:after="0" w:before="0"/>
+        <w:ind w:firstLine="0"/>
+        <w:jc w:val="right"/>
+      </w:pPr>
+      <w:r>
+        <w:rPr>
+          <w:b w:val="0"/>
+          <w:sz w:val="24"/>
         </w:rPr>
         <w:t>____________________ (подпись)</w:t>
       </w:r>
     </w:p>
     <w:p>
       <w:pPr>
+        <w:spacing w:line="240" w:lineRule="auto" w:after="0" w:before="120"/>
+      </w:pPr>
+    </w:p>
+    <w:p>
+      <w:pPr>
+        <w:spacing w:line="240" w:lineRule="auto" w:after="0" w:before="0"/>
         <w:ind w:firstLine="0"/>
         <w:jc w:val="right"/>
       </w:pPr>
       <w:r>
         <w:rPr>
           <w:b w:val="0"/>
+          <w:sz w:val="24"/>
         </w:rPr>
         <w:t>Студент гр. МММ-401-О-03</w:t>
       </w:r>
     </w:p>
     <w:p>
       <w:pPr>
+        <w:spacing w:line="240" w:lineRule="auto" w:after="0" w:before="0"/>
         <w:ind w:firstLine="0"/>
         <w:jc w:val="right"/>
       </w:pPr>
       <w:r>
         <w:rPr>
           <w:b w:val="0"/>
+          <w:sz w:val="24"/>
         </w:rPr>
-        <w:t>Лазарев Егор Дмитриевич</w:t>
-      </w:r>
-    </w:p>
-    <w:p>
-      <w:pPr>
+        <w:t>Ощепков Егор Сергеевич</w:t>
+      </w:r>
+    </w:p>
+    <w:p>
+      <w:pPr>
+        <w:spacing w:line="240" w:lineRule="auto" w:after="0" w:before="0"/>
         <w:ind w:firstLine="0"/>
         <w:jc w:val="right"/>
       </w:pPr>
       <w:r>
         <w:rPr>
           <w:b w:val="0"/>
+          <w:sz w:val="24"/>
         </w:rPr>
         <w:t>____________________ (подпись)</w:t>
       </w:r>
     </w:p>
     <w:p>
       <w:pPr>
+        <w:spacing w:line="240" w:lineRule="auto" w:after="0" w:before="360"/>
+      </w:pPr>
+    </w:p>
+    <w:p>
+      <w:pPr>
+        <w:spacing w:line="240" w:lineRule="auto" w:after="0" w:before="0"/>
         <w:ind w:firstLine="0"/>
         <w:jc w:val="center"/>
       </w:pPr>
       <w:r>
         <w:rPr>
           <w:b w:val="0"/>
+          <w:sz w:val="24"/>
         </w:rPr>
         <w:t>Омск, 2026</w:t>
       </w:r>

--- a/docs/thesis/thesis-egor.docx
+++ b/docs/thesis/thesis-egor.docx
@@ -11,7 +11,7 @@
       <w:r>
         <w:rPr>
           <w:b w:val="0"/>
-          <w:sz w:val="24"/>
+          <w:sz w:val="28"/>
         </w:rPr>
         <w:t>МИНОБРНАУКИ РОССИИ</w:t>
       </w:r>
@@ -25,7 +25,7 @@
       <w:r>
         <w:rPr>
           <w:b w:val="0"/>
-          <w:sz w:val="24"/>
+          <w:sz w:val="28"/>
         </w:rPr>
         <w:t>федеральное государственное автономное образовательное учреждение высшего образования «Омский государственный университет им. Ф.М. Достоевского»</w:t>
       </w:r>
@@ -39,7 +39,7 @@
       <w:r>
         <w:rPr>
           <w:b w:val="0"/>
-          <w:sz w:val="24"/>
+          <w:sz w:val="28"/>
         </w:rPr>
         <w:t>Факультет цифровых технологий, кибербезопасности, математики и технологий</w:t>
       </w:r>
@@ -53,14 +53,14 @@
       <w:r>
         <w:rPr>
           <w:b w:val="0"/>
-          <w:sz w:val="24"/>
+          <w:sz w:val="28"/>
         </w:rPr>
         <w:t>Кафедра компьютерной математики и программного обеспечения</w:t>
       </w:r>
     </w:p>
     <w:p>
       <w:pPr>
-        <w:spacing w:line="240" w:lineRule="auto" w:after="0" w:before="360"/>
+        <w:spacing w:line="240" w:lineRule="auto" w:after="0" w:before="240"/>
       </w:pPr>
     </w:p>
     <w:p>
@@ -72,7 +72,7 @@
       <w:r>
         <w:rPr>
           <w:b w:val="0"/>
-          <w:sz w:val="24"/>
+          <w:sz w:val="28"/>
         </w:rPr>
         <w:t>УТВЕРЖДАЮ</w:t>
       </w:r>
@@ -86,7 +86,7 @@
       <w:r>
         <w:rPr>
           <w:b w:val="0"/>
-          <w:sz w:val="24"/>
+          <w:sz w:val="28"/>
         </w:rPr>
         <w:t>Заведующий кафедрой</w:t>
       </w:r>
@@ -100,7 +100,7 @@
       <w:r>
         <w:rPr>
           <w:b w:val="0"/>
-          <w:sz w:val="24"/>
+          <w:sz w:val="28"/>
         </w:rPr>
         <w:t>___________ Симанчев Р.Ю.</w:t>
       </w:r>
@@ -114,14 +114,14 @@
       <w:r>
         <w:rPr>
           <w:b w:val="0"/>
-          <w:sz w:val="24"/>
+          <w:sz w:val="28"/>
         </w:rPr>
         <w:t>«___» ___________ 2026 г.</w:t>
       </w:r>
     </w:p>
     <w:p>
       <w:pPr>
-        <w:spacing w:line="240" w:lineRule="auto" w:after="0" w:before="600"/>
+        <w:spacing w:line="240" w:lineRule="auto" w:after="0" w:before="360"/>
       </w:pPr>
     </w:p>
     <w:p>
@@ -152,7 +152,7 @@
       <w:r>
         <w:rPr>
           <w:b w:val="0"/>
-          <w:sz w:val="24"/>
+          <w:sz w:val="28"/>
         </w:rPr>
         <w:t>Выпускная квалификационная работа</w:t>
       </w:r>
@@ -166,14 +166,14 @@
       <w:r>
         <w:rPr>
           <w:b w:val="0"/>
-          <w:sz w:val="24"/>
+          <w:sz w:val="28"/>
         </w:rPr>
         <w:t>по направлению — «Прикладная математика и информатика»</w:t>
       </w:r>
     </w:p>
     <w:p>
       <w:pPr>
-        <w:spacing w:line="240" w:lineRule="auto" w:after="0" w:before="480"/>
+        <w:spacing w:line="240" w:lineRule="auto" w:after="0" w:before="360"/>
       </w:pPr>
     </w:p>
     <w:p>
@@ -185,7 +185,7 @@
       <w:r>
         <w:rPr>
           <w:b w:val="0"/>
-          <w:sz w:val="24"/>
+          <w:sz w:val="28"/>
         </w:rPr>
         <w:t>Научный руководитель</w:t>
       </w:r>
@@ -199,7 +199,7 @@
       <w:r>
         <w:rPr>
           <w:b w:val="0"/>
-          <w:sz w:val="24"/>
+          <w:sz w:val="28"/>
         </w:rPr>
         <w:t>Агафонов А. Л., доцент, кафедра компьютерной математики и программного обеспечения</w:t>
       </w:r>
@@ -213,7 +213,7 @@
       <w:r>
         <w:rPr>
           <w:b w:val="0"/>
-          <w:sz w:val="24"/>
+          <w:sz w:val="28"/>
         </w:rPr>
         <w:t>____________________ (подпись)</w:t>
       </w:r>
@@ -232,7 +232,7 @@
       <w:r>
         <w:rPr>
           <w:b w:val="0"/>
-          <w:sz w:val="24"/>
+          <w:sz w:val="28"/>
         </w:rPr>
         <w:t>Студент гр. МММ-401-О-03</w:t>
       </w:r>
@@ -246,7 +246,7 @@
       <w:r>
         <w:rPr>
           <w:b w:val="0"/>
-          <w:sz w:val="24"/>
+          <w:sz w:val="28"/>
         </w:rPr>
         <w:t>Ощепков Егор Сергеевич</w:t>
       </w:r>
@@ -260,14 +260,14 @@
       <w:r>
         <w:rPr>
           <w:b w:val="0"/>
-          <w:sz w:val="24"/>
+          <w:sz w:val="28"/>
         </w:rPr>
         <w:t>____________________ (подпись)</w:t>
       </w:r>
     </w:p>
     <w:p>
       <w:pPr>
-        <w:spacing w:line="240" w:lineRule="auto" w:after="0" w:before="360"/>
+        <w:spacing w:line="240" w:lineRule="auto" w:after="0" w:before="240"/>
       </w:pPr>
     </w:p>
     <w:p>
@@ -279,7 +279,7 @@
       <w:r>
         <w:rPr>
           <w:b w:val="0"/>
-          <w:sz w:val="24"/>
+          <w:sz w:val="28"/>
         </w:rPr>
         <w:t>Омск, 2026</w:t>
       </w:r>

--- a/docs/thesis/thesis-egor.docx
+++ b/docs/thesis/thesis-egor.docx
@@ -1999,7 +1999,7 @@
         <w:rPr>
           <w:b w:val="0"/>
         </w:rPr>
-        <w:t>Раздел «Прогресс» с графиками веса, процента жира и мышечной массы по времени, графиком тоннажа тренировок и сравнением InBody-замеров между датами. Графики можно выгрузить в PDF.</w:t>
+        <w:t>Раздел «Прогресс» с графиками веса, процента жира и мышечной массы по времени, графиком объёма тренировок и сравнением InBody-замеров между датами. Графики можно выгрузить в PDF.</w:t>
       </w:r>
     </w:p>
     <w:p>
@@ -2430,7 +2430,7 @@
         <w:t>Аналитика и прогресс</w:t>
       </w:r>
       <w:r>
-        <w:t>: Графики веса/жира/мышц; график тоннажа тренировок; сравнение InBody между датами.</w:t>
+        <w:t>: Графики веса/жира/мышц; график объёма тренировок; сравнение InBody между датами.</w:t>
       </w:r>
     </w:p>
     <w:p>
@@ -2714,7 +2714,7 @@
         <w:ind w:firstLine="0"/>
       </w:pPr>
       <w:r>
-        <w:t>fl_chart — построение графиков (прогресса, прогнозов, тоннажа);</w:t>
+        <w:t>fl_chart — построение графиков (прогресса, прогнозов, объёма тренировок);</w:t>
       </w:r>
     </w:p>
     <w:p>
@@ -4595,7 +4595,7 @@
         <w:ind w:firstLine="0"/>
       </w:pPr>
       <w:r>
-        <w:t>средний рост суммарного тоннажа от недели 1 к неделе 4: +16,8% (норма ≥10%); медиана: +14,2%.</w:t>
+        <w:t>средний рост тренировочного объёма от недели 1 к неделе 4: +16,8% (норма ≥10%); медиана: +14,2%.</w:t>
       </w:r>
     </w:p>
     <w:p>

--- a/docs/thesis/thesis-egor.docx
+++ b/docs/thesis/thesis-egor.docx
@@ -1884,7 +1884,7 @@
         <w:rPr>
           <w:b w:val="0"/>
         </w:rPr>
-        <w:t>В приложение встроен справочник из около 500 упражнений, собранный из открытых датасетов. По каждому упражнению видно: название (на русском и английском), основную и вспомогательные группы мышц, требуемое оборудование, описание техники, оценку расхода калорий. Каталог можно искать по названию и фильтровать по группе мышц или оборудованию. Пользователь может отметить любимые упражнения и создать свои собственные (которые потом будут учитываться в плане).</w:t>
+        <w:t>В приложение встроен справочник из около 500 упражнений, собранный из открытых датасетов. По каждому упражнению видно: название, основную и вспомогательные группы мышц, требуемое оборудование, описание техники, оценку расхода калорий. Каталог можно искать по названию и фильтровать по группе мышц или оборудованию. Пользователь может отметить любимые упражнения и создать свои собственные (которые потом будут учитываться в плане).</w:t>
       </w:r>
     </w:p>
     <w:p>
@@ -1907,7 +1907,7 @@
         <w:rPr>
           <w:b w:val="0"/>
         </w:rPr>
-        <w:t>Главная фишка приложения. Пользователь нажимает кнопку «Сгенерировать план», и приложение за несколько секунд строит индивидуальный план тренировок на 4 недели: разбивка по неделям и дням, для каждого дня — 4–8 упражнений с подходами, повторениями, целевым весом и временем отдыха. План учитывает цель пользователя, его уровень, частоту, доступное оборудование и последний InBody-замер. Алгоритм генерации подробно описан в главе 3 настоящей работы.</w:t>
+        <w:t>Ключевая функция приложения. Пользователь нажимает кнопку «Сгенерировать план», и приложение за несколько секунд строит индивидуальный план тренировок на 4 недели: разбивка по неделям и дням, для каждого дня — 4–8 упражнений с подходами, повторениями, целевым весом и временем отдыха. План учитывает цель пользователя, его уровень, частоту, доступное оборудование и последний InBody-замер. Алгоритм генерации подробно описан в главе 3 настоящей работы.</w:t>
       </w:r>
     </w:p>
     <w:p>

--- a/docs/thesis/thesis-egor.docx
+++ b/docs/thesis/thesis-egor.docx
@@ -1861,7 +1861,7 @@
         <w:rPr>
           <w:b w:val="0"/>
         </w:rPr>
-        <w:t>Пользователь добавляет результаты замеров InBody: дату замера, массу тела, процент жира, мышечную массу, BMR. Можно вводить вручную или загрузить PDF-отчёт InBody, тогда приложение само вытащит из него нужные поля. Все замеры хранятся в виде истории; их можно просматривать в виде списка или графика.</w:t>
+        <w:t>Пользователь добавляет результаты замеров InBody: дату замера, массу тела, процент жира, мышечную массу, BMR. Можно вводить вручную или загрузить PDF-отчёт InBody, тогда приложение автоматически извлекает из него нужные поля. Все замеры хранятся в виде истории; их можно просматривать в виде списка или графика.</w:t>
       </w:r>
     </w:p>
     <w:p>

--- a/docs/thesis/thesis-egor.docx
+++ b/docs/thesis/thesis-egor.docx
@@ -2825,7 +2825,7 @@
         <w:rPr>
           <w:b w:val="0"/>
         </w:rPr>
-        <w:t>Все сервисы запускаются одной командой make start, которая поднимает Docker Compose со следующими контейнерами: postgres (база данных), api (FastAPI), nginx (обратный прокси), minio (файловое хранилище), mailpit (тестовый SMTP). После этого та же команда применяет миграции базы данных, сидит каталог упражнений и открывает PWA в браузере.</w:t>
+        <w:t>Все сервисы запускаются одной командой make start, которая поднимает Docker Compose со следующими контейнерами: postgres (база данных), api (FastAPI), nginx (обратный прокси), minio (файловое хранилище), mailpit (тестовый SMTP). После этого та же команда применяет миграции базы данных, заполняет каталог упражнений и открывает PWA в браузере.</w:t>
       </w:r>
     </w:p>
     <w:p>
@@ -2903,7 +2903,7 @@
         <w:ind w:firstLine="0"/>
       </w:pPr>
       <w:r>
-        <w:t>exercise_favorites — отметки «любимого» упражнения для конкретного пользователя; user_exercises — собственные упражнения пользователя;</w:t>
+        <w:t>exercise_favorites — избранные упражнения пользователя; user_exercises — собственные упражнения пользователя;</w:t>
       </w:r>
     </w:p>
     <w:p>
@@ -2950,7 +2950,7 @@
         <w:rPr>
           <w:b w:val="0"/>
         </w:rPr>
-        <w:t>Все таблицы созданы и поддерживаются через миграции Alembic. Полная схема приведена в репозитории проекта в каталоге migrations/versions/.</w:t>
+        <w:t>Все таблицы созданы и поддерживаются через миграции Alembic.</w:t>
       </w:r>
     </w:p>
     <w:p>

--- a/docs/thesis/thesis-egor.docx
+++ b/docs/thesis/thesis-egor.docx
@@ -452,7 +452,7 @@
         <w:ind w:firstLine="0"/>
       </w:pPr>
       <w:r>
-        <w:t>2.6 Технологический стек</w:t>
+        <w:t>2.6 Используемые технологии</w:t>
       </w:r>
       <w:r>
         <w:tab/>
@@ -2463,7 +2463,7 @@
         <w:rPr>
           <w:b/>
         </w:rPr>
-        <w:t>2.6 Технологический стек</w:t>
+        <w:t>2.6 Используемые технологии</w:t>
       </w:r>
     </w:p>
     <w:p>
@@ -2474,7 +2474,7 @@
         <w:rPr>
           <w:b w:val="0"/>
         </w:rPr>
-        <w:t>Приложение реализовано на современном открытом стеке. Стек выбран исходя из требований к скорости разработки силами небольшой команды, кроссплатформенности и возможности интеграции ML-моделей на Python.</w:t>
+        <w:t>Приложение реализовано с использованием современных открытых технологий. Выбор инструментов обусловлен требованиями к кроссплатформенности и возможности интеграции ML-моделей на Python.</w:t>
       </w:r>
     </w:p>
     <w:p>

--- a/docs/thesis/thesis-egor.docx
+++ b/docs/thesis/thesis-egor.docx
@@ -2170,7 +2170,7 @@
         <w:t>Главный экран</w:t>
       </w:r>
       <w:r>
-        <w:t>: Карточка сегодняшней тренировки (если есть активный план), краткая статистика, баннеры адаптации.</w:t>
+        <w:t>: Карточка сегодняшней тренировки (если есть активный план), краткая статистика, уведомления адаптации.</w:t>
       </w:r>
     </w:p>
     <w:p>

--- a/docs/thesis/thesis-egor.docx
+++ b/docs/thesis/thesis-egor.docx
@@ -41,8 +41,89 @@
           <w:b w:val="0"/>
           <w:sz w:val="28"/>
         </w:rPr>
-        <w:t>Факультет цифровых технологий, кибербезопасности, математики и технологий</w:t>
-      </w:r>
+        <w:t>Кафедра компьютерной математики и программного обеспечения</w:t>
+      </w:r>
+    </w:p>
+    <w:p>
+      <w:pPr>
+        <w:spacing w:line="240" w:lineRule="auto" w:after="0" w:before="240"/>
+      </w:pPr>
+    </w:p>
+    <w:p>
+      <w:pPr>
+        <w:spacing w:line="240" w:lineRule="auto" w:before="0" w:after="80"/>
+        <w:ind w:left="5669" w:firstLine="0"/>
+        <w:jc w:val="left"/>
+      </w:pPr>
+      <w:r>
+        <w:rPr>
+          <w:sz w:val="28"/>
+        </w:rPr>
+        <w:t>УТВЕРЖДАЮ</w:t>
+      </w:r>
+    </w:p>
+    <w:p>
+      <w:pPr>
+        <w:spacing w:line="240" w:lineRule="auto" w:before="0" w:after="80"/>
+        <w:ind w:left="5669" w:firstLine="0"/>
+        <w:jc w:val="left"/>
+      </w:pPr>
+      <w:r>
+        <w:rPr>
+          <w:sz w:val="28"/>
+        </w:rPr>
+        <w:t>Заведующий кафедрой</w:t>
+      </w:r>
+    </w:p>
+    <w:p>
+      <w:pPr>
+        <w:spacing w:line="240" w:lineRule="auto" w:before="0" w:after="80"/>
+        <w:ind w:left="5669" w:firstLine="0"/>
+        <w:jc w:val="left"/>
+      </w:pPr>
+      <w:r>
+        <w:rPr>
+          <w:sz w:val="28"/>
+        </w:rPr>
+        <w:t>___________ Симанчев Р.Ю.</w:t>
+      </w:r>
+    </w:p>
+    <w:p>
+      <w:pPr>
+        <w:spacing w:line="240" w:lineRule="auto" w:before="240" w:after="80"/>
+        <w:ind w:left="5669" w:firstLine="0"/>
+        <w:jc w:val="left"/>
+      </w:pPr>
+      <w:r>
+        <w:rPr>
+          <w:sz w:val="28"/>
+        </w:rPr>
+        <w:t>«___» ___________ 2026 г.</w:t>
+      </w:r>
+    </w:p>
+    <w:p>
+      <w:pPr>
+        <w:spacing w:line="240" w:lineRule="auto" w:after="0" w:before="1920"/>
+      </w:pPr>
+    </w:p>
+    <w:p>
+      <w:pPr>
+        <w:spacing w:line="240" w:lineRule="auto" w:after="0" w:before="0"/>
+        <w:ind w:firstLine="0"/>
+        <w:jc w:val="center"/>
+      </w:pPr>
+      <w:r>
+        <w:rPr>
+          <w:b/>
+          <w:sz w:val="32"/>
+        </w:rPr>
+        <w:t>РАЗРАБОТКА КРОССПЛАТФОРМЕННОГО ПРИЛОЖЕНИЯ ДЛЯ АВТОМАТИЧЕСКОЙ ГЕНЕРАЦИИ ПЛАНОВ ТРЕНИРОВОК С ИСПОЛЬЗОВАНИЕМ МАШИННОГО ОБУЧЕНИЯ</w:t>
+      </w:r>
+    </w:p>
+    <w:p>
+      <w:pPr>
+        <w:spacing w:line="240" w:lineRule="auto" w:after="0" w:before="120"/>
+      </w:pPr>
     </w:p>
     <w:p>
       <w:pPr>
@@ -55,27 +136,27 @@
           <w:b w:val="0"/>
           <w:sz w:val="28"/>
         </w:rPr>
-        <w:t>Кафедра компьютерной математики и программного обеспечения</w:t>
-      </w:r>
-    </w:p>
-    <w:p>
-      <w:pPr>
-        <w:spacing w:line="240" w:lineRule="auto" w:after="0" w:before="240"/>
-      </w:pPr>
+        <w:t>Выпускная квалификационная работа</w:t>
+      </w:r>
     </w:p>
     <w:p>
       <w:pPr>
         <w:spacing w:line="240" w:lineRule="auto" w:after="0" w:before="0"/>
         <w:ind w:firstLine="0"/>
-        <w:jc w:val="right"/>
+        <w:jc w:val="center"/>
       </w:pPr>
       <w:r>
         <w:rPr>
           <w:b w:val="0"/>
           <w:sz w:val="28"/>
         </w:rPr>
-        <w:t>УТВЕРЖДАЮ</w:t>
-      </w:r>
+        <w:t>по направлению 01.04.02 — «Прикладная математика и информатика»</w:t>
+      </w:r>
+    </w:p>
+    <w:p>
+      <w:pPr>
+        <w:spacing w:line="240" w:lineRule="auto" w:after="0" w:before="2400"/>
+      </w:pPr>
     </w:p>
     <w:p>
       <w:pPr>
@@ -88,7 +169,7 @@
           <w:b w:val="0"/>
           <w:sz w:val="28"/>
         </w:rPr>
-        <w:t>Заведующий кафедрой</w:t>
+        <w:t>Научный руководитель:</w:t>
       </w:r>
     </w:p>
     <w:p>
@@ -102,7 +183,21 @@
           <w:b w:val="0"/>
           <w:sz w:val="28"/>
         </w:rPr>
-        <w:t>___________ Симанчев Р.Ю.</w:t>
+        <w:t>доцент, кафедра компьютерной математики и программного обеспечения</w:t>
+      </w:r>
+    </w:p>
+    <w:p>
+      <w:pPr>
+        <w:spacing w:line="240" w:lineRule="auto" w:after="0" w:before="0"/>
+        <w:ind w:firstLine="0"/>
+        <w:jc w:val="right"/>
+      </w:pPr>
+      <w:r>
+        <w:rPr>
+          <w:b w:val="0"/>
+          <w:sz w:val="28"/>
+        </w:rPr>
+        <w:t>__________ Агафонов А. Л.</w:t>
       </w:r>
     </w:p>
     <w:p>
@@ -121,60 +216,36 @@
     </w:p>
     <w:p>
       <w:pPr>
-        <w:spacing w:line="240" w:lineRule="auto" w:after="0" w:before="360"/>
+        <w:spacing w:line="240" w:lineRule="auto" w:after="0" w:before="120"/>
       </w:pPr>
     </w:p>
     <w:p>
       <w:pPr>
         <w:spacing w:line="240" w:lineRule="auto" w:after="0" w:before="0"/>
         <w:ind w:firstLine="0"/>
-        <w:jc w:val="center"/>
-      </w:pPr>
-      <w:r>
-        <w:rPr>
-          <w:b/>
-          <w:sz w:val="32"/>
-        </w:rPr>
-        <w:t>РАЗРАБОТКА КРОССПЛАТФОРМЕННОГО ПРИЛОЖЕНИЯ ДЛЯ АВТОМАТИЧЕСКОЙ ГЕНЕРАЦИИ ПЛАНОВ ТРЕНИРОВОК С ИСПОЛЬЗОВАНИЕМ МАШИННОГО ОБУЧЕНИЯ</w:t>
-      </w:r>
-    </w:p>
-    <w:p>
-      <w:pPr>
-        <w:spacing w:line="240" w:lineRule="auto" w:after="0" w:before="120"/>
-      </w:pPr>
-    </w:p>
-    <w:p>
-      <w:pPr>
-        <w:spacing w:line="240" w:lineRule="auto" w:after="0" w:before="0"/>
-        <w:ind w:firstLine="0"/>
-        <w:jc w:val="center"/>
+        <w:jc w:val="right"/>
       </w:pPr>
       <w:r>
         <w:rPr>
           <w:b w:val="0"/>
           <w:sz w:val="28"/>
         </w:rPr>
-        <w:t>Выпускная квалификационная работа</w:t>
+        <w:t>Выполнил(а):</w:t>
       </w:r>
     </w:p>
     <w:p>
       <w:pPr>
         <w:spacing w:line="240" w:lineRule="auto" w:after="0" w:before="0"/>
         <w:ind w:firstLine="0"/>
-        <w:jc w:val="center"/>
+        <w:jc w:val="right"/>
       </w:pPr>
       <w:r>
         <w:rPr>
           <w:b w:val="0"/>
           <w:sz w:val="28"/>
         </w:rPr>
-        <w:t>по направлению — «Прикладная математика и информатика»</w:t>
-      </w:r>
-    </w:p>
-    <w:p>
-      <w:pPr>
-        <w:spacing w:line="240" w:lineRule="auto" w:after="0" w:before="360"/>
-      </w:pPr>
+        <w:t>студент(ка) группы МММ-401-О-03</w:t>
+      </w:r>
     </w:p>
     <w:p>
       <w:pPr>
@@ -187,7 +258,7 @@
           <w:b w:val="0"/>
           <w:sz w:val="28"/>
         </w:rPr>
-        <w:t>Научный руководитель</w:t>
+        <w:t>___________ Ощепков Егор Сергеевич</w:t>
       </w:r>
     </w:p>
     <w:p>
@@ -201,68 +272,7 @@
           <w:b w:val="0"/>
           <w:sz w:val="28"/>
         </w:rPr>
-        <w:t>Агафонов А. Л., доцент, кафедра компьютерной математики и программного обеспечения</w:t>
-      </w:r>
-    </w:p>
-    <w:p>
-      <w:pPr>
-        <w:spacing w:line="240" w:lineRule="auto" w:after="0" w:before="0"/>
-        <w:ind w:firstLine="0"/>
-        <w:jc w:val="right"/>
-      </w:pPr>
-      <w:r>
-        <w:rPr>
-          <w:b w:val="0"/>
-          <w:sz w:val="28"/>
-        </w:rPr>
-        <w:t>____________________ (подпись)</w:t>
-      </w:r>
-    </w:p>
-    <w:p>
-      <w:pPr>
-        <w:spacing w:line="240" w:lineRule="auto" w:after="0" w:before="120"/>
-      </w:pPr>
-    </w:p>
-    <w:p>
-      <w:pPr>
-        <w:spacing w:line="240" w:lineRule="auto" w:after="0" w:before="0"/>
-        <w:ind w:firstLine="0"/>
-        <w:jc w:val="right"/>
-      </w:pPr>
-      <w:r>
-        <w:rPr>
-          <w:b w:val="0"/>
-          <w:sz w:val="28"/>
-        </w:rPr>
-        <w:t>Студент гр. МММ-401-О-03</w:t>
-      </w:r>
-    </w:p>
-    <w:p>
-      <w:pPr>
-        <w:spacing w:line="240" w:lineRule="auto" w:after="0" w:before="0"/>
-        <w:ind w:firstLine="0"/>
-        <w:jc w:val="right"/>
-      </w:pPr>
-      <w:r>
-        <w:rPr>
-          <w:b w:val="0"/>
-          <w:sz w:val="28"/>
-        </w:rPr>
-        <w:t>Ощепков Егор Сергеевич</w:t>
-      </w:r>
-    </w:p>
-    <w:p>
-      <w:pPr>
-        <w:spacing w:line="240" w:lineRule="auto" w:after="0" w:before="0"/>
-        <w:ind w:firstLine="0"/>
-        <w:jc w:val="right"/>
-      </w:pPr>
-      <w:r>
-        <w:rPr>
-          <w:b w:val="0"/>
-          <w:sz w:val="28"/>
-        </w:rPr>
-        <w:t>____________________ (подпись)</w:t>
+        <w:t>«____» ___________ 2026 г.</w:t>
       </w:r>
     </w:p>
     <w:p>
@@ -291,16 +301,17 @@
     </w:p>
     <w:p>
       <w:pPr>
+        <w:keepNext/>
         <w:spacing w:before="240" w:after="240"/>
-        <w:ind w:firstLine="0"/>
-        <w:jc w:val="center"/>
+        <w:ind w:firstLine="709"/>
+        <w:jc w:val="left"/>
       </w:pPr>
       <w:r>
         <w:rPr>
           <w:b/>
           <w:sz w:val="28"/>
         </w:rPr>
-        <w:t>СОДЕРЖАНИЕ</w:t>
+        <w:t>Содержание</w:t>
       </w:r>
     </w:p>
     <w:p>
@@ -308,419 +319,11 @@
         <w:ind w:firstLine="0"/>
       </w:pPr>
       <w:r>
-        <w:t>Список сокращений и условных обозначений</w:t>
-      </w:r>
-      <w:r>
-        <w:tab/>
-        <w:t>5</w:t>
-      </w:r>
-    </w:p>
-    <w:p>
-      <w:pPr>
-        <w:ind w:firstLine="0"/>
-      </w:pPr>
-      <w:r>
-        <w:t>Введение</w:t>
-      </w:r>
-      <w:r>
-        <w:tab/>
-        <w:t>6</w:t>
-      </w:r>
-    </w:p>
-    <w:p>
-      <w:pPr>
-        <w:ind w:firstLine="0"/>
-      </w:pPr>
-      <w:r>
-        <w:t>Глава 1. Обзор предметной области</w:t>
-      </w:r>
-      <w:r>
-        <w:tab/>
-        <w:t>11</w:t>
-      </w:r>
-    </w:p>
-    <w:p>
-      <w:pPr>
-        <w:ind w:firstLine="0"/>
-      </w:pPr>
-      <w:r>
-        <w:t>1.1 Обзор существующих фитнес-приложений</w:t>
-      </w:r>
-      <w:r>
-        <w:tab/>
-        <w:t>11</w:t>
-      </w:r>
-    </w:p>
-    <w:p>
-      <w:pPr>
-        <w:ind w:firstLine="0"/>
-      </w:pPr>
-      <w:r>
-        <w:t>1.2 Подходы к автоматической генерации тренировочных программ</w:t>
-      </w:r>
-      <w:r>
-        <w:tab/>
-        <w:t>14</w:t>
-      </w:r>
-    </w:p>
-    <w:p>
-      <w:pPr>
-        <w:ind w:firstLine="0"/>
-      </w:pPr>
-      <w:r>
-        <w:t>1.3 Постановка задачи для приложения Fitness Tracker</w:t>
-      </w:r>
-      <w:r>
-        <w:tab/>
-        <w:t>17</w:t>
-      </w:r>
-    </w:p>
-    <w:p>
-      <w:pPr>
-        <w:ind w:firstLine="0"/>
-      </w:pPr>
-      <w:r>
-        <w:t>Глава 2. Описание разрабатываемого приложения Fitness Tracker</w:t>
-      </w:r>
-      <w:r>
-        <w:tab/>
-        <w:t>19</w:t>
-      </w:r>
-    </w:p>
-    <w:p>
-      <w:pPr>
-        <w:ind w:firstLine="0"/>
-      </w:pPr>
-      <w:r>
-        <w:t>2.1 Назначение приложения и целевая аудитория</w:t>
-      </w:r>
-      <w:r>
-        <w:tab/>
-        <w:t>19</w:t>
-      </w:r>
-    </w:p>
-    <w:p>
-      <w:pPr>
-        <w:ind w:firstLine="0"/>
-      </w:pPr>
-      <w:r>
-        <w:t>2.2 Какие проблемы решает приложение</w:t>
-      </w:r>
-      <w:r>
-        <w:tab/>
-        <w:t>20</w:t>
-      </w:r>
-    </w:p>
-    <w:p>
-      <w:pPr>
-        <w:ind w:firstLine="0"/>
-      </w:pPr>
-      <w:r>
-        <w:t>2.3 Основные функции приложения</w:t>
-      </w:r>
-      <w:r>
-        <w:tab/>
-        <w:t>21</w:t>
-      </w:r>
-    </w:p>
-    <w:p>
-      <w:pPr>
-        <w:ind w:firstLine="0"/>
-      </w:pPr>
-      <w:r>
-        <w:t>2.4 Сценарии использования</w:t>
-      </w:r>
-      <w:r>
-        <w:tab/>
-        <w:t>24</w:t>
-      </w:r>
-    </w:p>
-    <w:p>
-      <w:pPr>
-        <w:ind w:firstLine="0"/>
-      </w:pPr>
-      <w:r>
-        <w:t>2.5 Экраны приложения</w:t>
-      </w:r>
-      <w:r>
-        <w:tab/>
-        <w:t>25</w:t>
-      </w:r>
-    </w:p>
-    <w:p>
-      <w:pPr>
-        <w:ind w:firstLine="0"/>
-      </w:pPr>
-      <w:r>
-        <w:t>2.6 Используемые технологии</w:t>
-      </w:r>
-      <w:r>
-        <w:tab/>
-        <w:t>27</w:t>
-      </w:r>
-    </w:p>
-    <w:p>
-      <w:pPr>
-        <w:ind w:firstLine="0"/>
-      </w:pPr>
-      <w:r>
-        <w:t>2.7 Архитектура приложения</w:t>
-      </w:r>
-      <w:r>
-        <w:tab/>
-        <w:t>29</w:t>
-      </w:r>
-    </w:p>
-    <w:p>
-      <w:pPr>
-        <w:ind w:firstLine="0"/>
-      </w:pPr>
-      <w:r>
-        <w:t>2.8 Схема базы данных (краткий обзор)</w:t>
-      </w:r>
-      <w:r>
-        <w:tab/>
-        <w:t>30</w:t>
-      </w:r>
-    </w:p>
-    <w:p>
-      <w:pPr>
-        <w:ind w:firstLine="0"/>
-      </w:pPr>
-      <w:r>
-        <w:t>2.9 Безопасность и приватность</w:t>
-      </w:r>
-      <w:r>
-        <w:tab/>
-        <w:t>31</w:t>
-      </w:r>
-    </w:p>
-    <w:p>
-      <w:pPr>
-        <w:ind w:firstLine="0"/>
-      </w:pPr>
-      <w:r>
-        <w:t>Глава 3. Алгоритм генерации плана тренировок</w:t>
-      </w:r>
-      <w:r>
-        <w:tab/>
-        <w:t>32</w:t>
-      </w:r>
-    </w:p>
-    <w:p>
-      <w:pPr>
-        <w:ind w:firstLine="0"/>
-      </w:pPr>
-      <w:r>
-        <w:t>3.1 Идея алгоритма: ML + правила</w:t>
-      </w:r>
-      <w:r>
-        <w:tab/>
-        <w:t>32</w:t>
-      </w:r>
-    </w:p>
-    <w:p>
-      <w:pPr>
-        <w:ind w:firstLine="0"/>
-      </w:pPr>
-      <w:r>
-        <w:t>3.2 Обучаемая часть: ранжирование упражнений</w:t>
-      </w:r>
-      <w:r>
-        <w:tab/>
-        <w:t>34</w:t>
-      </w:r>
-    </w:p>
-    <w:p>
-      <w:pPr>
-        <w:ind w:firstLine="0"/>
-      </w:pPr>
-      <w:r>
-        <w:t>3.3 Правила сборки плана</w:t>
-      </w:r>
-      <w:r>
-        <w:tab/>
-        <w:t>36</w:t>
-      </w:r>
-    </w:p>
-    <w:p>
-      <w:pPr>
-        <w:ind w:firstLine="0"/>
-      </w:pPr>
-      <w:r>
-        <w:t>3.4 Прогрессия нагрузки на 4 недели</w:t>
-      </w:r>
-      <w:r>
-        <w:tab/>
-        <w:t>38</w:t>
-      </w:r>
-    </w:p>
-    <w:p>
-      <w:pPr>
-        <w:ind w:firstLine="0"/>
-      </w:pPr>
-      <w:r>
-        <w:t>3.5 Fallback на жёсткие шаблоны</w:t>
-      </w:r>
-      <w:r>
-        <w:tab/>
-        <w:t>40</w:t>
-      </w:r>
-    </w:p>
-    <w:p>
-      <w:pPr>
-        <w:ind w:firstLine="0"/>
-      </w:pPr>
-      <w:r>
-        <w:t>Глава 4. Программная реализация AI-генератора</w:t>
-      </w:r>
-      <w:r>
-        <w:tab/>
-        <w:t>41</w:t>
-      </w:r>
-    </w:p>
-    <w:p>
-      <w:pPr>
-        <w:ind w:firstLine="0"/>
-      </w:pPr>
-      <w:r>
-        <w:t>4.1 Подготовка датасета упражнений</w:t>
-      </w:r>
-      <w:r>
-        <w:tab/>
-        <w:t>41</w:t>
-      </w:r>
-    </w:p>
-    <w:p>
-      <w:pPr>
-        <w:ind w:firstLine="0"/>
-      </w:pPr>
-      <w:r>
-        <w:t>4.2 Обучение модели</w:t>
-      </w:r>
-      <w:r>
-        <w:tab/>
-        <w:t>43</w:t>
-      </w:r>
-    </w:p>
-    <w:p>
-      <w:pPr>
-        <w:ind w:firstLine="0"/>
-      </w:pPr>
-      <w:r>
-        <w:t>4.3 REST-сервис генерации плана</w:t>
-      </w:r>
-      <w:r>
-        <w:tab/>
-        <w:t>45</w:t>
-      </w:r>
-    </w:p>
-    <w:p>
-      <w:pPr>
-        <w:ind w:firstLine="0"/>
-      </w:pPr>
-      <w:r>
-        <w:t>4.4 Интеграция с базой данных</w:t>
-      </w:r>
-      <w:r>
-        <w:tab/>
-        <w:t>47</w:t>
-      </w:r>
-    </w:p>
-    <w:p>
-      <w:pPr>
-        <w:ind w:firstLine="0"/>
-      </w:pPr>
-      <w:r>
-        <w:t>4.5 Интеграция с фронтендом</w:t>
-      </w:r>
-      <w:r>
-        <w:tab/>
-        <w:t>48</w:t>
-      </w:r>
-    </w:p>
-    <w:p>
-      <w:pPr>
-        <w:ind w:firstLine="0"/>
-      </w:pPr>
-      <w:r>
-        <w:t>Глава 5. Эксперименты и результаты</w:t>
-      </w:r>
-      <w:r>
-        <w:tab/>
-        <w:t>50</w:t>
-      </w:r>
-    </w:p>
-    <w:p>
-      <w:pPr>
-        <w:ind w:firstLine="0"/>
-      </w:pPr>
-      <w:r>
-        <w:t>5.1 Методика</w:t>
-      </w:r>
-      <w:r>
-        <w:tab/>
-        <w:t>50</w:t>
-      </w:r>
-    </w:p>
-    <w:p>
-      <w:pPr>
-        <w:ind w:firstLine="0"/>
-      </w:pPr>
-      <w:r>
-        <w:t>5.2 Сравнение моделей</w:t>
-      </w:r>
-      <w:r>
-        <w:tab/>
-        <w:t>51</w:t>
-      </w:r>
-    </w:p>
-    <w:p>
-      <w:pPr>
-        <w:ind w:firstLine="0"/>
-      </w:pPr>
-      <w:r>
-        <w:t>5.3 Проверка правил и прогрессии</w:t>
-      </w:r>
-      <w:r>
-        <w:tab/>
-        <w:t>53</w:t>
-      </w:r>
-    </w:p>
-    <w:p>
-      <w:pPr>
-        <w:ind w:firstLine="0"/>
-      </w:pPr>
-      <w:r>
-        <w:t>5.4 Выводы по главе</w:t>
-      </w:r>
-      <w:r>
-        <w:tab/>
-        <w:t>54</w:t>
-      </w:r>
-    </w:p>
-    <w:p>
-      <w:pPr>
-        <w:ind w:firstLine="0"/>
-      </w:pPr>
-      <w:r>
-        <w:t>Заключение</w:t>
-      </w:r>
-      <w:r>
-        <w:tab/>
-        <w:t>55</w:t>
-      </w:r>
-    </w:p>
-    <w:p>
-      <w:pPr>
-        <w:ind w:firstLine="0"/>
-      </w:pPr>
-      <w:r>
-        <w:t>Список литературы</w:t>
-      </w:r>
-      <w:r>
-        <w:tab/>
-        <w:t>57</w:t>
+        <w:fldChar w:fldCharType="begin"/>
+        <w:instrText xml:space="preserve">TOC \o "1-2" \h \z \u</w:instrText>
+        <w:fldChar w:fldCharType="separate"/>
+        <w:t>Оглавление обновляется в Word: правый клик по нему → «Обновить поле» (или выделить и нажать F9).</w:t>
+        <w:fldChar w:fldCharType="end"/>
       </w:r>
     </w:p>
     <w:p>
@@ -730,16 +333,18 @@
     </w:p>
     <w:p>
       <w:pPr>
+        <w:keepNext/>
         <w:spacing w:before="240" w:after="240"/>
-        <w:ind w:firstLine="0"/>
-        <w:jc w:val="center"/>
+        <w:ind w:firstLine="709"/>
+        <w:jc w:val="left"/>
+        <w:outlineLvl w:val="0"/>
       </w:pPr>
       <w:r>
         <w:rPr>
           <w:b/>
           <w:sz w:val="28"/>
         </w:rPr>
-        <w:t>СПИСОК СОКРАЩЕНИЙ И УСЛОВНЫХ ОБОЗНАЧЕНИЙ</w:t>
+        <w:t>Список сокращений и условных обозначений</w:t>
       </w:r>
     </w:p>
     <w:p>
@@ -1026,16 +631,18 @@
     </w:p>
     <w:p>
       <w:pPr>
+        <w:keepNext/>
         <w:spacing w:before="240" w:after="240"/>
-        <w:ind w:firstLine="0"/>
-        <w:jc w:val="center"/>
+        <w:ind w:firstLine="709"/>
+        <w:jc w:val="left"/>
+        <w:outlineLvl w:val="0"/>
       </w:pPr>
       <w:r>
         <w:rPr>
           <w:b/>
           <w:sz w:val="28"/>
         </w:rPr>
-        <w:t>ВВЕДЕНИЕ</w:t>
+        <w:t>Введение</w:t>
       </w:r>
     </w:p>
     <w:p>
@@ -1260,29 +867,33 @@
     </w:p>
     <w:p>
       <w:pPr>
+        <w:keepNext/>
         <w:spacing w:before="240" w:after="240"/>
-        <w:ind w:firstLine="0"/>
-        <w:jc w:val="center"/>
+        <w:ind w:firstLine="709"/>
+        <w:jc w:val="left"/>
+        <w:outlineLvl w:val="0"/>
       </w:pPr>
       <w:r>
         <w:rPr>
           <w:b/>
           <w:sz w:val="28"/>
         </w:rPr>
-        <w:t>ГЛАВА 1. ОБЗОР ПРЕДМЕТНОЙ ОБЛАСТИ</w:t>
-      </w:r>
-    </w:p>
-    <w:p>
-      <w:pPr>
+        <w:t>Глава 1. ОБЗОР ПРЕДМЕТНОЙ ОБЛАСТИ</w:t>
+      </w:r>
+    </w:p>
+    <w:p>
+      <w:pPr>
+        <w:keepNext/>
         <w:spacing w:before="120" w:after="120"/>
         <w:ind w:firstLine="709"/>
         <w:jc w:val="left"/>
+        <w:outlineLvl w:val="1"/>
       </w:pPr>
       <w:r>
         <w:rPr>
           <w:b/>
         </w:rPr>
-        <w:t>1.1 Обзор существующих фитнес-приложений</w:t>
+        <w:t>1.1. Обзор существующих фитнес-приложений</w:t>
       </w:r>
     </w:p>
     <w:p>
@@ -1390,15 +1001,17 @@
     </w:p>
     <w:p>
       <w:pPr>
+        <w:keepNext/>
         <w:spacing w:before="120" w:after="120"/>
         <w:ind w:firstLine="709"/>
         <w:jc w:val="left"/>
+        <w:outlineLvl w:val="1"/>
       </w:pPr>
       <w:r>
         <w:rPr>
           <w:b/>
         </w:rPr>
-        <w:t>1.2 Подходы к автоматической генерации тренировочных программ</w:t>
+        <w:t>1.2. Подходы к автоматической генерации тренировочных программ</w:t>
       </w:r>
     </w:p>
     <w:p>
@@ -1506,15 +1119,17 @@
     </w:p>
     <w:p>
       <w:pPr>
+        <w:keepNext/>
         <w:spacing w:before="120" w:after="120"/>
         <w:ind w:firstLine="709"/>
         <w:jc w:val="left"/>
+        <w:outlineLvl w:val="1"/>
       </w:pPr>
       <w:r>
         <w:rPr>
           <w:b/>
         </w:rPr>
-        <w:t>1.3 Постановка задачи для приложения Fitness Tracker</w:t>
+        <w:t>1.3. Постановка задачи для приложения Fitness Tracker</w:t>
       </w:r>
     </w:p>
     <w:p>
@@ -1644,29 +1259,33 @@
     </w:p>
     <w:p>
       <w:pPr>
+        <w:keepNext/>
         <w:spacing w:before="240" w:after="240"/>
-        <w:ind w:firstLine="0"/>
-        <w:jc w:val="center"/>
+        <w:ind w:firstLine="709"/>
+        <w:jc w:val="left"/>
+        <w:outlineLvl w:val="0"/>
       </w:pPr>
       <w:r>
         <w:rPr>
           <w:b/>
           <w:sz w:val="28"/>
         </w:rPr>
-        <w:t>ГЛАВА 2. ОПИСАНИЕ РАЗРАБАТЫВАЕМОГО ПРИЛОЖЕНИЯ FITNESS TRACKER</w:t>
-      </w:r>
-    </w:p>
-    <w:p>
-      <w:pPr>
+        <w:t>Глава 2. ОПИСАНИЕ РАЗРАБАТЫВАЕМОГО ПРИЛОЖЕНИЯ FITNESS TRACKER</w:t>
+      </w:r>
+    </w:p>
+    <w:p>
+      <w:pPr>
+        <w:keepNext/>
         <w:spacing w:before="120" w:after="120"/>
         <w:ind w:firstLine="709"/>
         <w:jc w:val="left"/>
+        <w:outlineLvl w:val="1"/>
       </w:pPr>
       <w:r>
         <w:rPr>
           <w:b/>
         </w:rPr>
-        <w:t>2.1 Назначение приложения и целевая аудитория</w:t>
+        <w:t>2.1. Назначение приложения и целевая аудитория</w:t>
       </w:r>
     </w:p>
     <w:p>
@@ -1704,15 +1323,17 @@
     </w:p>
     <w:p>
       <w:pPr>
+        <w:keepNext/>
         <w:spacing w:before="120" w:after="120"/>
         <w:ind w:firstLine="709"/>
         <w:jc w:val="left"/>
+        <w:outlineLvl w:val="1"/>
       </w:pPr>
       <w:r>
         <w:rPr>
           <w:b/>
         </w:rPr>
-        <w:t>2.2 Какие проблемы решает приложение</w:t>
+        <w:t>2.2. Какие проблемы решает приложение</w:t>
       </w:r>
     </w:p>
     <w:p>
@@ -1773,15 +1394,17 @@
     </w:p>
     <w:p>
       <w:pPr>
+        <w:keepNext/>
         <w:spacing w:before="120" w:after="120"/>
         <w:ind w:firstLine="709"/>
         <w:jc w:val="left"/>
+        <w:outlineLvl w:val="1"/>
       </w:pPr>
       <w:r>
         <w:rPr>
           <w:b/>
         </w:rPr>
-        <w:t>2.3 Основные функции приложения</w:t>
+        <w:t>2.3. Основные функции приложения</w:t>
       </w:r>
     </w:p>
     <w:p>
@@ -2004,15 +1627,17 @@
     </w:p>
     <w:p>
       <w:pPr>
+        <w:keepNext/>
         <w:spacing w:before="120" w:after="120"/>
         <w:ind w:firstLine="709"/>
         <w:jc w:val="left"/>
+        <w:outlineLvl w:val="1"/>
       </w:pPr>
       <w:r>
         <w:rPr>
           <w:b/>
         </w:rPr>
-        <w:t>2.4 Сценарии использования</w:t>
+        <w:t>2.4. Сценарии использования</w:t>
       </w:r>
     </w:p>
     <w:p>
@@ -2091,15 +1716,17 @@
     </w:p>
     <w:p>
       <w:pPr>
+        <w:keepNext/>
         <w:spacing w:before="120" w:after="120"/>
         <w:ind w:firstLine="709"/>
         <w:jc w:val="left"/>
+        <w:outlineLvl w:val="1"/>
       </w:pPr>
       <w:r>
         <w:rPr>
           <w:b/>
         </w:rPr>
-        <w:t>2.5 Экраны приложения</w:t>
+        <w:t>2.5. Экраны приложения</w:t>
       </w:r>
     </w:p>
     <w:p>
@@ -2455,15 +2082,17 @@
     </w:p>
     <w:p>
       <w:pPr>
+        <w:keepNext/>
         <w:spacing w:before="120" w:after="120"/>
         <w:ind w:firstLine="709"/>
         <w:jc w:val="left"/>
+        <w:outlineLvl w:val="1"/>
       </w:pPr>
       <w:r>
         <w:rPr>
           <w:b/>
         </w:rPr>
-        <w:t>2.6 Используемые технологии</w:t>
+        <w:t>2.6. Используемые технологии</w:t>
       </w:r>
     </w:p>
     <w:p>
@@ -2784,15 +2413,17 @@
     </w:p>
     <w:p>
       <w:pPr>
+        <w:keepNext/>
         <w:spacing w:before="120" w:after="120"/>
         <w:ind w:firstLine="709"/>
         <w:jc w:val="left"/>
+        <w:outlineLvl w:val="1"/>
       </w:pPr>
       <w:r>
         <w:rPr>
           <w:b/>
         </w:rPr>
-        <w:t>2.7 Архитектура приложения</w:t>
+        <w:t>2.7. Архитектура приложения</w:t>
       </w:r>
     </w:p>
     <w:p>
@@ -2830,15 +2461,17 @@
     </w:p>
     <w:p>
       <w:pPr>
+        <w:keepNext/>
         <w:spacing w:before="120" w:after="120"/>
         <w:ind w:firstLine="709"/>
         <w:jc w:val="left"/>
+        <w:outlineLvl w:val="1"/>
       </w:pPr>
       <w:r>
         <w:rPr>
           <w:b/>
         </w:rPr>
-        <w:t>2.8 Схема базы данных (краткий обзор)</w:t>
+        <w:t>2.8. Схема базы данных (краткий обзор)</w:t>
       </w:r>
     </w:p>
     <w:p>
@@ -2955,15 +2588,17 @@
     </w:p>
     <w:p>
       <w:pPr>
+        <w:keepNext/>
         <w:spacing w:before="120" w:after="120"/>
         <w:ind w:firstLine="709"/>
         <w:jc w:val="left"/>
+        <w:outlineLvl w:val="1"/>
       </w:pPr>
       <w:r>
         <w:rPr>
           <w:b/>
         </w:rPr>
-        <w:t>2.9 Безопасность и приватность</w:t>
+        <w:t>2.9. Безопасность и приватность</w:t>
       </w:r>
     </w:p>
     <w:p>
@@ -2995,29 +2630,33 @@
     </w:p>
     <w:p>
       <w:pPr>
+        <w:keepNext/>
         <w:spacing w:before="240" w:after="240"/>
-        <w:ind w:firstLine="0"/>
-        <w:jc w:val="center"/>
+        <w:ind w:firstLine="709"/>
+        <w:jc w:val="left"/>
+        <w:outlineLvl w:val="0"/>
       </w:pPr>
       <w:r>
         <w:rPr>
           <w:b/>
           <w:sz w:val="28"/>
         </w:rPr>
-        <w:t>ГЛАВА 3. АЛГОРИТМ ГЕНЕРАЦИИ ПЛАНА ТРЕНИРОВОК</w:t>
-      </w:r>
-    </w:p>
-    <w:p>
-      <w:pPr>
+        <w:t>Глава 3. АЛГОРИТМ ГЕНЕРАЦИИ ПЛАНА ТРЕНИРОВОК</w:t>
+      </w:r>
+    </w:p>
+    <w:p>
+      <w:pPr>
+        <w:keepNext/>
         <w:spacing w:before="120" w:after="120"/>
         <w:ind w:firstLine="709"/>
         <w:jc w:val="left"/>
+        <w:outlineLvl w:val="1"/>
       </w:pPr>
       <w:r>
         <w:rPr>
           <w:b/>
         </w:rPr>
-        <w:t>3.1 Идея алгоритма: ML + правила</w:t>
+        <w:t>3.1. Идея алгоритма: ML + правила</w:t>
       </w:r>
     </w:p>
     <w:p>
@@ -3056,7 +2695,9 @@
     </w:p>
     <w:p>
       <w:pPr>
+        <w:keepLines/>
         <w:ind w:firstLine="0"/>
+        <w:jc w:val="left"/>
       </w:pPr>
       <w:r>
         <w:rPr>
@@ -3094,15 +2735,17 @@
     </w:p>
     <w:p>
       <w:pPr>
+        <w:keepNext/>
         <w:spacing w:before="120" w:after="120"/>
         <w:ind w:firstLine="709"/>
         <w:jc w:val="left"/>
+        <w:outlineLvl w:val="1"/>
       </w:pPr>
       <w:r>
         <w:rPr>
           <w:b/>
         </w:rPr>
-        <w:t>3.2 Обучаемая часть: ранжирование упражнений</w:t>
+        <w:t>3.2. Обучаемая часть: ранжирование упражнений</w:t>
       </w:r>
     </w:p>
     <w:p>
@@ -3243,15 +2886,17 @@
     </w:p>
     <w:p>
       <w:pPr>
+        <w:keepNext/>
         <w:spacing w:before="120" w:after="120"/>
         <w:ind w:firstLine="709"/>
         <w:jc w:val="left"/>
+        <w:outlineLvl w:val="1"/>
       </w:pPr>
       <w:r>
         <w:rPr>
           <w:b/>
         </w:rPr>
-        <w:t>3.3 Правила сборки плана</w:t>
+        <w:t>3.3. Правила сборки плана</w:t>
       </w:r>
     </w:p>
     <w:p>
@@ -3278,7 +2923,9 @@
     </w:p>
     <w:p>
       <w:pPr>
+        <w:keepLines/>
         <w:ind w:firstLine="0"/>
+        <w:jc w:val="left"/>
       </w:pPr>
       <w:r>
         <w:rPr>
@@ -3387,15 +3034,17 @@
     </w:p>
     <w:p>
       <w:pPr>
+        <w:keepNext/>
         <w:spacing w:before="120" w:after="120"/>
         <w:ind w:firstLine="709"/>
         <w:jc w:val="left"/>
+        <w:outlineLvl w:val="1"/>
       </w:pPr>
       <w:r>
         <w:rPr>
           <w:b/>
         </w:rPr>
-        <w:t>3.4 Прогрессия нагрузки на 4 недели</w:t>
+        <w:t>3.4. Прогрессия нагрузки на 4 недели</w:t>
       </w:r>
     </w:p>
     <w:p>
@@ -3502,15 +3151,17 @@
     </w:p>
     <w:p>
       <w:pPr>
+        <w:keepNext/>
         <w:spacing w:before="120" w:after="120"/>
         <w:ind w:firstLine="709"/>
         <w:jc w:val="left"/>
+        <w:outlineLvl w:val="1"/>
       </w:pPr>
       <w:r>
         <w:rPr>
           <w:b/>
         </w:rPr>
-        <w:t>3.5 Fallback при недоступности ML-модели</w:t>
+        <w:t>3.5. Fallback при недоступности ML-модели</w:t>
       </w:r>
     </w:p>
     <w:p>
@@ -3553,29 +3204,33 @@
     </w:p>
     <w:p>
       <w:pPr>
+        <w:keepNext/>
         <w:spacing w:before="240" w:after="240"/>
-        <w:ind w:firstLine="0"/>
-        <w:jc w:val="center"/>
+        <w:ind w:firstLine="709"/>
+        <w:jc w:val="left"/>
+        <w:outlineLvl w:val="0"/>
       </w:pPr>
       <w:r>
         <w:rPr>
           <w:b/>
           <w:sz w:val="28"/>
         </w:rPr>
-        <w:t>ГЛАВА 4. ПРОГРАММНАЯ РЕАЛИЗАЦИЯ AI-ГЕНЕРАТОРА</w:t>
-      </w:r>
-    </w:p>
-    <w:p>
-      <w:pPr>
+        <w:t>Глава 4. ПРОГРАММНАЯ РЕАЛИЗАЦИЯ AI-ГЕНЕРАТОРА</w:t>
+      </w:r>
+    </w:p>
+    <w:p>
+      <w:pPr>
+        <w:keepNext/>
         <w:spacing w:before="120" w:after="120"/>
         <w:ind w:firstLine="709"/>
         <w:jc w:val="left"/>
+        <w:outlineLvl w:val="1"/>
       </w:pPr>
       <w:r>
         <w:rPr>
           <w:b/>
         </w:rPr>
-        <w:t>4.1 Подготовка датасета упражнений</w:t>
+        <w:t>4.1. Подготовка датасета упражнений</w:t>
       </w:r>
     </w:p>
     <w:p>
@@ -3659,15 +3314,17 @@
     </w:p>
     <w:p>
       <w:pPr>
+        <w:keepNext/>
         <w:spacing w:before="120" w:after="120"/>
         <w:ind w:firstLine="709"/>
         <w:jc w:val="left"/>
+        <w:outlineLvl w:val="1"/>
       </w:pPr>
       <w:r>
         <w:rPr>
           <w:b/>
         </w:rPr>
-        <w:t>4.2 Обучение модели</w:t>
+        <w:t>4.2. Обучение модели</w:t>
       </w:r>
     </w:p>
     <w:p>
@@ -3748,15 +3405,17 @@
     </w:p>
     <w:p>
       <w:pPr>
+        <w:keepNext/>
         <w:spacing w:before="120" w:after="120"/>
         <w:ind w:firstLine="709"/>
         <w:jc w:val="left"/>
+        <w:outlineLvl w:val="1"/>
       </w:pPr>
       <w:r>
         <w:rPr>
           <w:b/>
         </w:rPr>
-        <w:t>4.3 REST-сервис генерации плана</w:t>
+        <w:t>4.3. REST-сервис генерации плана</w:t>
       </w:r>
     </w:p>
     <w:p>
@@ -3772,7 +3431,9 @@
     </w:p>
     <w:p>
       <w:pPr>
+        <w:keepLines/>
         <w:ind w:firstLine="0"/>
+        <w:jc w:val="left"/>
       </w:pPr>
       <w:r>
         <w:rPr>
@@ -3912,15 +3573,17 @@
     </w:p>
     <w:p>
       <w:pPr>
+        <w:keepNext/>
         <w:spacing w:before="120" w:after="120"/>
         <w:ind w:firstLine="709"/>
         <w:jc w:val="left"/>
+        <w:outlineLvl w:val="1"/>
       </w:pPr>
       <w:r>
         <w:rPr>
           <w:b/>
         </w:rPr>
-        <w:t>4.4 Интеграция с базой данных</w:t>
+        <w:t>4.4. Интеграция с базой данных</w:t>
       </w:r>
     </w:p>
     <w:p>
@@ -3936,7 +3599,9 @@
     </w:p>
     <w:p>
       <w:pPr>
+        <w:keepLines/>
         <w:ind w:firstLine="0"/>
+        <w:jc w:val="left"/>
       </w:pPr>
       <w:r>
         <w:rPr>
@@ -3999,15 +3664,17 @@
     </w:p>
     <w:p>
       <w:pPr>
+        <w:keepNext/>
         <w:spacing w:before="120" w:after="120"/>
         <w:ind w:firstLine="709"/>
         <w:jc w:val="left"/>
+        <w:outlineLvl w:val="1"/>
       </w:pPr>
       <w:r>
         <w:rPr>
           <w:b/>
         </w:rPr>
-        <w:t>4.5 Интеграция с фронтендом</w:t>
+        <w:t>4.5. Интеграция с фронтендом</w:t>
       </w:r>
     </w:p>
     <w:p>
@@ -4061,29 +3728,33 @@
     </w:p>
     <w:p>
       <w:pPr>
+        <w:keepNext/>
         <w:spacing w:before="240" w:after="240"/>
-        <w:ind w:firstLine="0"/>
-        <w:jc w:val="center"/>
+        <w:ind w:firstLine="709"/>
+        <w:jc w:val="left"/>
+        <w:outlineLvl w:val="0"/>
       </w:pPr>
       <w:r>
         <w:rPr>
           <w:b/>
           <w:sz w:val="28"/>
         </w:rPr>
-        <w:t>ГЛАВА 5. ЭКСПЕРИМЕНТЫ И РЕЗУЛЬТАТЫ</w:t>
-      </w:r>
-    </w:p>
-    <w:p>
-      <w:pPr>
+        <w:t>Глава 5. ЭКСПЕРИМЕНТЫ И РЕЗУЛЬТАТЫ</w:t>
+      </w:r>
+    </w:p>
+    <w:p>
+      <w:pPr>
+        <w:keepNext/>
         <w:spacing w:before="120" w:after="120"/>
         <w:ind w:firstLine="709"/>
         <w:jc w:val="left"/>
+        <w:outlineLvl w:val="1"/>
       </w:pPr>
       <w:r>
         <w:rPr>
           <w:b/>
         </w:rPr>
-        <w:t>5.1 Методика</w:t>
+        <w:t>5.1. Методика</w:t>
       </w:r>
     </w:p>
     <w:p>
@@ -4157,15 +3828,17 @@
     </w:p>
     <w:p>
       <w:pPr>
+        <w:keepNext/>
         <w:spacing w:before="120" w:after="120"/>
         <w:ind w:firstLine="709"/>
         <w:jc w:val="left"/>
+        <w:outlineLvl w:val="1"/>
       </w:pPr>
       <w:r>
         <w:rPr>
           <w:b/>
         </w:rPr>
-        <w:t>5.2 Сравнение моделей</w:t>
+        <w:t>5.2. Сравнение моделей</w:t>
       </w:r>
     </w:p>
     <w:p>
@@ -4177,6 +3850,19 @@
           <w:b w:val="0"/>
         </w:rPr>
         <w:t>Результаты эксперимента сведены в таблицу 1.</w:t>
+      </w:r>
+    </w:p>
+    <w:p>
+      <w:pPr>
+        <w:spacing w:before="120"/>
+        <w:ind w:firstLine="0"/>
+        <w:jc w:val="right"/>
+      </w:pPr>
+      <w:r>
+        <w:rPr>
+          <w:sz w:val="24"/>
+        </w:rPr>
+        <w:t>Таблица 1. Сравнение моделей рекомендации упражнений</w:t>
       </w:r>
     </w:p>
     <w:tbl>
@@ -4186,16 +3872,16 @@
         <w:tblLook w:firstColumn="1" w:firstRow="1" w:lastColumn="0" w:lastRow="0" w:noHBand="0" w:noVBand="1" w:val="04A0"/>
       </w:tblPr>
       <w:tblGrid>
-        <w:gridCol w:w="1881"/>
-        <w:gridCol w:w="1881"/>
-        <w:gridCol w:w="1881"/>
-        <w:gridCol w:w="1881"/>
-        <w:gridCol w:w="1881"/>
+        <w:gridCol w:w="1928"/>
+        <w:gridCol w:w="1928"/>
+        <w:gridCol w:w="1928"/>
+        <w:gridCol w:w="1928"/>
+        <w:gridCol w:w="1928"/>
       </w:tblGrid>
       <w:tr>
         <w:tc>
           <w:tcPr>
-            <w:tcW w:type="dxa" w:w="1881"/>
+            <w:tcW w:type="dxa" w:w="1928"/>
           </w:tcPr>
           <w:p>
             <w:r>
@@ -4205,7 +3891,7 @@
         </w:tc>
         <w:tc>
           <w:tcPr>
-            <w:tcW w:type="dxa" w:w="1881"/>
+            <w:tcW w:type="dxa" w:w="1928"/>
           </w:tcPr>
           <w:p>
             <w:r>
@@ -4215,7 +3901,7 @@
         </w:tc>
         <w:tc>
           <w:tcPr>
-            <w:tcW w:type="dxa" w:w="1881"/>
+            <w:tcW w:type="dxa" w:w="1928"/>
           </w:tcPr>
           <w:p>
             <w:r>
@@ -4225,7 +3911,7 @@
         </w:tc>
         <w:tc>
           <w:tcPr>
-            <w:tcW w:type="dxa" w:w="1881"/>
+            <w:tcW w:type="dxa" w:w="1928"/>
           </w:tcPr>
           <w:p>
             <w:r>
@@ -4235,7 +3921,7 @@
         </w:tc>
         <w:tc>
           <w:tcPr>
-            <w:tcW w:type="dxa" w:w="1881"/>
+            <w:tcW w:type="dxa" w:w="1928"/>
           </w:tcPr>
           <w:p>
             <w:r>
@@ -4247,7 +3933,7 @@
       <w:tr>
         <w:tc>
           <w:tcPr>
-            <w:tcW w:type="dxa" w:w="1881"/>
+            <w:tcW w:type="dxa" w:w="1928"/>
           </w:tcPr>
           <w:p>
             <w:r>
@@ -4257,7 +3943,7 @@
         </w:tc>
         <w:tc>
           <w:tcPr>
-            <w:tcW w:type="dxa" w:w="1881"/>
+            <w:tcW w:type="dxa" w:w="1928"/>
           </w:tcPr>
           <w:p>
             <w:r>
@@ -4267,7 +3953,7 @@
         </w:tc>
         <w:tc>
           <w:tcPr>
-            <w:tcW w:type="dxa" w:w="1881"/>
+            <w:tcW w:type="dxa" w:w="1928"/>
           </w:tcPr>
           <w:p>
             <w:r>
@@ -4277,7 +3963,7 @@
         </w:tc>
         <w:tc>
           <w:tcPr>
-            <w:tcW w:type="dxa" w:w="1881"/>
+            <w:tcW w:type="dxa" w:w="1928"/>
           </w:tcPr>
           <w:p>
             <w:r>
@@ -4287,7 +3973,7 @@
         </w:tc>
         <w:tc>
           <w:tcPr>
-            <w:tcW w:type="dxa" w:w="1881"/>
+            <w:tcW w:type="dxa" w:w="1928"/>
           </w:tcPr>
           <w:p>
             <w:r>
@@ -4299,7 +3985,7 @@
       <w:tr>
         <w:tc>
           <w:tcPr>
-            <w:tcW w:type="dxa" w:w="1881"/>
+            <w:tcW w:type="dxa" w:w="1928"/>
           </w:tcPr>
           <w:p>
             <w:r>
@@ -4309,7 +3995,7 @@
         </w:tc>
         <w:tc>
           <w:tcPr>
-            <w:tcW w:type="dxa" w:w="1881"/>
+            <w:tcW w:type="dxa" w:w="1928"/>
           </w:tcPr>
           <w:p>
             <w:r>
@@ -4319,7 +4005,7 @@
         </w:tc>
         <w:tc>
           <w:tcPr>
-            <w:tcW w:type="dxa" w:w="1881"/>
+            <w:tcW w:type="dxa" w:w="1928"/>
           </w:tcPr>
           <w:p>
             <w:r>
@@ -4329,7 +4015,7 @@
         </w:tc>
         <w:tc>
           <w:tcPr>
-            <w:tcW w:type="dxa" w:w="1881"/>
+            <w:tcW w:type="dxa" w:w="1928"/>
           </w:tcPr>
           <w:p>
             <w:r>
@@ -4339,7 +4025,7 @@
         </w:tc>
         <w:tc>
           <w:tcPr>
-            <w:tcW w:type="dxa" w:w="1881"/>
+            <w:tcW w:type="dxa" w:w="1928"/>
           </w:tcPr>
           <w:p>
             <w:r>
@@ -4351,7 +4037,7 @@
       <w:tr>
         <w:tc>
           <w:tcPr>
-            <w:tcW w:type="dxa" w:w="1881"/>
+            <w:tcW w:type="dxa" w:w="1928"/>
           </w:tcPr>
           <w:p>
             <w:r>
@@ -4361,7 +4047,7 @@
         </w:tc>
         <w:tc>
           <w:tcPr>
-            <w:tcW w:type="dxa" w:w="1881"/>
+            <w:tcW w:type="dxa" w:w="1928"/>
           </w:tcPr>
           <w:p>
             <w:r>
@@ -4371,7 +4057,7 @@
         </w:tc>
         <w:tc>
           <w:tcPr>
-            <w:tcW w:type="dxa" w:w="1881"/>
+            <w:tcW w:type="dxa" w:w="1928"/>
           </w:tcPr>
           <w:p>
             <w:r>
@@ -4381,7 +4067,7 @@
         </w:tc>
         <w:tc>
           <w:tcPr>
-            <w:tcW w:type="dxa" w:w="1881"/>
+            <w:tcW w:type="dxa" w:w="1928"/>
           </w:tcPr>
           <w:p>
             <w:r>
@@ -4391,7 +4077,7 @@
         </w:tc>
         <w:tc>
           <w:tcPr>
-            <w:tcW w:type="dxa" w:w="1881"/>
+            <w:tcW w:type="dxa" w:w="1928"/>
           </w:tcPr>
           <w:p>
             <w:r>
@@ -4403,7 +4089,7 @@
       <w:tr>
         <w:tc>
           <w:tcPr>
-            <w:tcW w:type="dxa" w:w="1881"/>
+            <w:tcW w:type="dxa" w:w="1928"/>
           </w:tcPr>
           <w:p>
             <w:r>
@@ -4413,7 +4099,7 @@
         </w:tc>
         <w:tc>
           <w:tcPr>
-            <w:tcW w:type="dxa" w:w="1881"/>
+            <w:tcW w:type="dxa" w:w="1928"/>
           </w:tcPr>
           <w:p>
             <w:r>
@@ -4423,7 +4109,7 @@
         </w:tc>
         <w:tc>
           <w:tcPr>
-            <w:tcW w:type="dxa" w:w="1881"/>
+            <w:tcW w:type="dxa" w:w="1928"/>
           </w:tcPr>
           <w:p>
             <w:r>
@@ -4433,7 +4119,7 @@
         </w:tc>
         <w:tc>
           <w:tcPr>
-            <w:tcW w:type="dxa" w:w="1881"/>
+            <w:tcW w:type="dxa" w:w="1928"/>
           </w:tcPr>
           <w:p>
             <w:r>
@@ -4443,7 +4129,7 @@
         </w:tc>
         <w:tc>
           <w:tcPr>
-            <w:tcW w:type="dxa" w:w="1881"/>
+            <w:tcW w:type="dxa" w:w="1928"/>
           </w:tcPr>
           <w:p>
             <w:r>
@@ -4455,18 +4141,6 @@
     </w:tbl>
     <w:p>
       <w:pPr>
-        <w:ind w:firstLine="0"/>
-        <w:jc w:val="center"/>
-      </w:pPr>
-      <w:r>
-        <w:rPr>
-          <w:b w:val="0"/>
-        </w:rPr>
-        <w:t>Таблица 1 — Сравнение моделей рекомендации упражнений</w:t>
-      </w:r>
-    </w:p>
-    <w:p>
-      <w:pPr>
         <w:jc w:val="both"/>
       </w:pPr>
       <w:r>
@@ -4500,15 +4174,17 @@
     </w:p>
     <w:p>
       <w:pPr>
+        <w:keepNext/>
         <w:spacing w:before="120" w:after="120"/>
         <w:ind w:firstLine="709"/>
         <w:jc w:val="left"/>
+        <w:outlineLvl w:val="1"/>
       </w:pPr>
       <w:r>
         <w:rPr>
           <w:b/>
         </w:rPr>
-        <w:t>5.3 Проверка правил и прогрессии</w:t>
+        <w:t>5.3. Проверка правил и прогрессии</w:t>
       </w:r>
     </w:p>
     <w:p>
@@ -4611,15 +4287,17 @@
     </w:p>
     <w:p>
       <w:pPr>
+        <w:keepNext/>
         <w:spacing w:before="120" w:after="120"/>
         <w:ind w:firstLine="709"/>
         <w:jc w:val="left"/>
+        <w:outlineLvl w:val="1"/>
       </w:pPr>
       <w:r>
         <w:rPr>
           <w:b/>
         </w:rPr>
-        <w:t>5.4 Выводы по главе</w:t>
+        <w:t>5.4. Выводы по главе</w:t>
       </w:r>
     </w:p>
     <w:p>
@@ -4662,16 +4340,18 @@
     </w:p>
     <w:p>
       <w:pPr>
+        <w:keepNext/>
         <w:spacing w:before="240" w:after="240"/>
-        <w:ind w:firstLine="0"/>
-        <w:jc w:val="center"/>
+        <w:ind w:firstLine="709"/>
+        <w:jc w:val="left"/>
+        <w:outlineLvl w:val="0"/>
       </w:pPr>
       <w:r>
         <w:rPr>
           <w:b/>
           <w:sz w:val="28"/>
         </w:rPr>
-        <w:t>ЗАКЛЮЧЕНИЕ</w:t>
+        <w:t>Заключение</w:t>
       </w:r>
     </w:p>
     <w:p>
@@ -4769,16 +4449,18 @@
     </w:p>
     <w:p>
       <w:pPr>
+        <w:keepNext/>
         <w:spacing w:before="240" w:after="240"/>
-        <w:ind w:firstLine="0"/>
-        <w:jc w:val="center"/>
+        <w:ind w:firstLine="709"/>
+        <w:jc w:val="left"/>
+        <w:outlineLvl w:val="0"/>
       </w:pPr>
       <w:r>
         <w:rPr>
           <w:b/>
           <w:sz w:val="28"/>
         </w:rPr>
-        <w:t>СПИСОК ЛИТЕРАТУРЫ</w:t>
+        <w:t>Список литературы</w:t>
       </w:r>
     </w:p>
     <w:p>
@@ -5146,13 +4828,36 @@
       </w:r>
     </w:p>
     <w:sectPr>
-      <w:pgSz w:w="12240" w:h="15840"/>
-      <w:pgMar w:top="1134" w:right="1134" w:bottom="1134" w:left="1701" w:header="720" w:footer="720" w:gutter="0"/>
+      <w:footerReference w:type="default" r:id="rId9"/>
+      <w:pgSz w:w="11906" w:h="16838"/>
+      <w:pgMar w:top="1134" w:right="567" w:bottom="1134" w:left="1701" w:header="720" w:footer="720" w:gutter="0"/>
       <w:cols w:space="720"/>
+      <w:titlePg/>
       <w:docGrid w:linePitch="360"/>
     </w:sectPr>
   </w:body>
 </w:document>
+</file>
+
+<file path=word/footer1.xml><?xml version="1.0" encoding="utf-8"?>
+<w:ftr xmlns:m="http://schemas.openxmlformats.org/officeDocument/2006/math" xmlns:mc="http://schemas.openxmlformats.org/markup-compatibility/2006" xmlns:mo="http://schemas.microsoft.com/office/mac/office/2008/main" xmlns:mv="urn:schemas-microsoft-com:mac:vml" xmlns:o="urn:schemas-microsoft-com:office:office" xmlns:r="http://schemas.openxmlformats.org/officeDocument/2006/relationships" xmlns:v="urn:schemas-microsoft-com:vml" xmlns:w10="urn:schemas-microsoft-com:office:word" xmlns:w14="http://schemas.microsoft.com/office/word/2010/wordml" xmlns:w="http://schemas.openxmlformats.org/wordprocessingml/2006/main" xmlns:wne="http://schemas.microsoft.com/office/word/2006/wordml" xmlns:wp14="http://schemas.microsoft.com/office/word/2010/wordprocessingDrawing" xmlns:wp="http://schemas.openxmlformats.org/drawingml/2006/wordprocessingDrawing" xmlns:wpc="http://schemas.microsoft.com/office/word/2010/wordprocessingCanvas" xmlns:wpg="http://schemas.microsoft.com/office/word/2010/wordprocessingGroup" xmlns:wpi="http://schemas.microsoft.com/office/word/2010/wordprocessingInk" xmlns:wps="http://schemas.microsoft.com/office/word/2010/wordprocessingShape" mc:Ignorable="w14 wp14">
+  <w:p>
+    <w:pPr>
+      <w:pStyle w:val="Footer"/>
+      <w:ind w:firstLine="0"/>
+      <w:jc w:val="center"/>
+    </w:pPr>
+    <w:r>
+      <w:rPr>
+        <w:rFonts w:ascii="Times New Roman" w:hAnsi="Times New Roman"/>
+        <w:sz w:val="28"/>
+      </w:rPr>
+      <w:fldChar w:fldCharType="begin"/>
+      <w:instrText xml:space="preserve">PAGE</w:instrText>
+      <w:fldChar w:fldCharType="end"/>
+    </w:r>
+  </w:p>
+</w:ftr>
 </file>
 
 <file path=word/numbering.xml><?xml version="1.0" encoding="utf-8"?>
@@ -17208,6 +16913,38 @@
         <w:shd w:val="clear" w:color="auto" w:fill="FBCAA2" w:themeFill="accent6" w:themeFillTint="7F"/>
       </w:tcPr>
     </w:tblStylePr>
+  </w:style>
+  <w:style w:type="paragraph" w:customStyle="1" w:styleId="TOC1">
+    <w:name w:val="TOC 1"/>
+    <w:pPr>
+      <w:tabs>
+        <w:tab w:pos="9468" w:val="right" w:leader="dot"/>
+      </w:tabs>
+      <w:spacing w:line="240" w:lineRule="auto" w:before="0" w:after="0"/>
+      <w:ind w:firstLine="0" w:left="0"/>
+      <w:jc w:val="left"/>
+    </w:pPr>
+    <w:rPr>
+      <w:rFonts w:ascii="Times New Roman" w:hAnsi="Times New Roman"/>
+      <w:b w:val="0"/>
+      <w:sz w:val="28"/>
+    </w:rPr>
+  </w:style>
+  <w:style w:type="paragraph" w:customStyle="1" w:styleId="TOC2">
+    <w:name w:val="TOC 2"/>
+    <w:pPr>
+      <w:tabs>
+        <w:tab w:pos="9468" w:val="right" w:leader="dot"/>
+      </w:tabs>
+      <w:spacing w:line="240" w:lineRule="auto" w:before="0" w:after="0"/>
+      <w:ind w:firstLine="0" w:left="454"/>
+      <w:jc w:val="left"/>
+    </w:pPr>
+    <w:rPr>
+      <w:rFonts w:ascii="Times New Roman" w:hAnsi="Times New Roman"/>
+      <w:b w:val="0"/>
+      <w:sz w:val="28"/>
+    </w:rPr>
   </w:style>
 </w:styles>
 </file>

--- a/docs/thesis/thesis-egor.docx
+++ b/docs/thesis/thesis-egor.docx
@@ -301,16 +301,13 @@
     </w:p>
     <w:p>
       <w:pPr>
+        <w:pStyle w:val="FTHeading1"/>
         <w:keepNext/>
         <w:spacing w:before="240" w:after="240"/>
         <w:ind w:firstLine="709"/>
         <w:jc w:val="left"/>
       </w:pPr>
       <w:r>
-        <w:rPr>
-          <w:b/>
-          <w:sz w:val="28"/>
-        </w:rPr>
         <w:t>Содержание</w:t>
       </w:r>
     </w:p>
@@ -333,6 +330,7 @@
     </w:p>
     <w:p>
       <w:pPr>
+        <w:pStyle w:val="FTHeading1"/>
         <w:keepNext/>
         <w:spacing w:before="240" w:after="240"/>
         <w:ind w:firstLine="709"/>
@@ -340,10 +338,6 @@
         <w:outlineLvl w:val="0"/>
       </w:pPr>
       <w:r>
-        <w:rPr>
-          <w:b/>
-          <w:sz w:val="28"/>
-        </w:rPr>
         <w:t>Список сокращений и условных обозначений</w:t>
       </w:r>
     </w:p>
@@ -631,6 +625,7 @@
     </w:p>
     <w:p>
       <w:pPr>
+        <w:pStyle w:val="FTHeading1"/>
         <w:keepNext/>
         <w:spacing w:before="240" w:after="240"/>
         <w:ind w:firstLine="709"/>
@@ -638,10 +633,6 @@
         <w:outlineLvl w:val="0"/>
       </w:pPr>
       <w:r>
-        <w:rPr>
-          <w:b/>
-          <w:sz w:val="28"/>
-        </w:rPr>
         <w:t>Введение</w:t>
       </w:r>
     </w:p>
@@ -867,6 +858,7 @@
     </w:p>
     <w:p>
       <w:pPr>
+        <w:pStyle w:val="FTHeading1"/>
         <w:keepNext/>
         <w:spacing w:before="240" w:after="240"/>
         <w:ind w:firstLine="709"/>
@@ -874,15 +866,12 @@
         <w:outlineLvl w:val="0"/>
       </w:pPr>
       <w:r>
-        <w:rPr>
-          <w:b/>
-          <w:sz w:val="28"/>
-        </w:rPr>
         <w:t>Глава 1. ОБЗОР ПРЕДМЕТНОЙ ОБЛАСТИ</w:t>
       </w:r>
     </w:p>
     <w:p>
       <w:pPr>
+        <w:pStyle w:val="FTHeading2"/>
         <w:keepNext/>
         <w:spacing w:before="120" w:after="120"/>
         <w:ind w:firstLine="709"/>
@@ -890,9 +879,6 @@
         <w:outlineLvl w:val="1"/>
       </w:pPr>
       <w:r>
-        <w:rPr>
-          <w:b/>
-        </w:rPr>
         <w:t>1.1. Обзор существующих фитнес-приложений</w:t>
       </w:r>
     </w:p>
@@ -1001,6 +987,7 @@
     </w:p>
     <w:p>
       <w:pPr>
+        <w:pStyle w:val="FTHeading2"/>
         <w:keepNext/>
         <w:spacing w:before="120" w:after="120"/>
         <w:ind w:firstLine="709"/>
@@ -1008,9 +995,6 @@
         <w:outlineLvl w:val="1"/>
       </w:pPr>
       <w:r>
-        <w:rPr>
-          <w:b/>
-        </w:rPr>
         <w:t>1.2. Подходы к автоматической генерации тренировочных программ</w:t>
       </w:r>
     </w:p>
@@ -1119,6 +1103,7 @@
     </w:p>
     <w:p>
       <w:pPr>
+        <w:pStyle w:val="FTHeading2"/>
         <w:keepNext/>
         <w:spacing w:before="120" w:after="120"/>
         <w:ind w:firstLine="709"/>
@@ -1126,9 +1111,6 @@
         <w:outlineLvl w:val="1"/>
       </w:pPr>
       <w:r>
-        <w:rPr>
-          <w:b/>
-        </w:rPr>
         <w:t>1.3. Постановка задачи для приложения Fitness Tracker</w:t>
       </w:r>
     </w:p>
@@ -1259,6 +1241,7 @@
     </w:p>
     <w:p>
       <w:pPr>
+        <w:pStyle w:val="FTHeading1"/>
         <w:keepNext/>
         <w:spacing w:before="240" w:after="240"/>
         <w:ind w:firstLine="709"/>
@@ -1266,15 +1249,12 @@
         <w:outlineLvl w:val="0"/>
       </w:pPr>
       <w:r>
-        <w:rPr>
-          <w:b/>
-          <w:sz w:val="28"/>
-        </w:rPr>
         <w:t>Глава 2. ОПИСАНИЕ РАЗРАБАТЫВАЕМОГО ПРИЛОЖЕНИЯ FITNESS TRACKER</w:t>
       </w:r>
     </w:p>
     <w:p>
       <w:pPr>
+        <w:pStyle w:val="FTHeading2"/>
         <w:keepNext/>
         <w:spacing w:before="120" w:after="120"/>
         <w:ind w:firstLine="709"/>
@@ -1282,9 +1262,6 @@
         <w:outlineLvl w:val="1"/>
       </w:pPr>
       <w:r>
-        <w:rPr>
-          <w:b/>
-        </w:rPr>
         <w:t>2.1. Назначение приложения и целевая аудитория</w:t>
       </w:r>
     </w:p>
@@ -1323,6 +1300,7 @@
     </w:p>
     <w:p>
       <w:pPr>
+        <w:pStyle w:val="FTHeading2"/>
         <w:keepNext/>
         <w:spacing w:before="120" w:after="120"/>
         <w:ind w:firstLine="709"/>
@@ -1330,9 +1308,6 @@
         <w:outlineLvl w:val="1"/>
       </w:pPr>
       <w:r>
-        <w:rPr>
-          <w:b/>
-        </w:rPr>
         <w:t>2.2. Какие проблемы решает приложение</w:t>
       </w:r>
     </w:p>
@@ -1394,6 +1369,7 @@
     </w:p>
     <w:p>
       <w:pPr>
+        <w:pStyle w:val="FTHeading2"/>
         <w:keepNext/>
         <w:spacing w:before="120" w:after="120"/>
         <w:ind w:firstLine="709"/>
@@ -1401,9 +1377,6 @@
         <w:outlineLvl w:val="1"/>
       </w:pPr>
       <w:r>
-        <w:rPr>
-          <w:b/>
-        </w:rPr>
         <w:t>2.3. Основные функции приложения</w:t>
       </w:r>
     </w:p>
@@ -1627,6 +1600,7 @@
     </w:p>
     <w:p>
       <w:pPr>
+        <w:pStyle w:val="FTHeading2"/>
         <w:keepNext/>
         <w:spacing w:before="120" w:after="120"/>
         <w:ind w:firstLine="709"/>
@@ -1634,9 +1608,6 @@
         <w:outlineLvl w:val="1"/>
       </w:pPr>
       <w:r>
-        <w:rPr>
-          <w:b/>
-        </w:rPr>
         <w:t>2.4. Сценарии использования</w:t>
       </w:r>
     </w:p>
@@ -1716,6 +1687,7 @@
     </w:p>
     <w:p>
       <w:pPr>
+        <w:pStyle w:val="FTHeading2"/>
         <w:keepNext/>
         <w:spacing w:before="120" w:after="120"/>
         <w:ind w:firstLine="709"/>
@@ -1723,9 +1695,6 @@
         <w:outlineLvl w:val="1"/>
       </w:pPr>
       <w:r>
-        <w:rPr>
-          <w:b/>
-        </w:rPr>
         <w:t>2.5. Экраны приложения</w:t>
       </w:r>
     </w:p>
@@ -2082,6 +2051,7 @@
     </w:p>
     <w:p>
       <w:pPr>
+        <w:pStyle w:val="FTHeading2"/>
         <w:keepNext/>
         <w:spacing w:before="120" w:after="120"/>
         <w:ind w:firstLine="709"/>
@@ -2089,9 +2059,6 @@
         <w:outlineLvl w:val="1"/>
       </w:pPr>
       <w:r>
-        <w:rPr>
-          <w:b/>
-        </w:rPr>
         <w:t>2.6. Используемые технологии</w:t>
       </w:r>
     </w:p>
@@ -2413,6 +2380,7 @@
     </w:p>
     <w:p>
       <w:pPr>
+        <w:pStyle w:val="FTHeading2"/>
         <w:keepNext/>
         <w:spacing w:before="120" w:after="120"/>
         <w:ind w:firstLine="709"/>
@@ -2420,9 +2388,6 @@
         <w:outlineLvl w:val="1"/>
       </w:pPr>
       <w:r>
-        <w:rPr>
-          <w:b/>
-        </w:rPr>
         <w:t>2.7. Архитектура приложения</w:t>
       </w:r>
     </w:p>
@@ -2461,6 +2426,7 @@
     </w:p>
     <w:p>
       <w:pPr>
+        <w:pStyle w:val="FTHeading2"/>
         <w:keepNext/>
         <w:spacing w:before="120" w:after="120"/>
         <w:ind w:firstLine="709"/>
@@ -2468,9 +2434,6 @@
         <w:outlineLvl w:val="1"/>
       </w:pPr>
       <w:r>
-        <w:rPr>
-          <w:b/>
-        </w:rPr>
         <w:t>2.8. Схема базы данных (краткий обзор)</w:t>
       </w:r>
     </w:p>
@@ -2588,6 +2551,7 @@
     </w:p>
     <w:p>
       <w:pPr>
+        <w:pStyle w:val="FTHeading2"/>
         <w:keepNext/>
         <w:spacing w:before="120" w:after="120"/>
         <w:ind w:firstLine="709"/>
@@ -2595,9 +2559,6 @@
         <w:outlineLvl w:val="1"/>
       </w:pPr>
       <w:r>
-        <w:rPr>
-          <w:b/>
-        </w:rPr>
         <w:t>2.9. Безопасность и приватность</w:t>
       </w:r>
     </w:p>
@@ -2630,6 +2591,7 @@
     </w:p>
     <w:p>
       <w:pPr>
+        <w:pStyle w:val="FTHeading1"/>
         <w:keepNext/>
         <w:spacing w:before="240" w:after="240"/>
         <w:ind w:firstLine="709"/>
@@ -2637,15 +2599,12 @@
         <w:outlineLvl w:val="0"/>
       </w:pPr>
       <w:r>
-        <w:rPr>
-          <w:b/>
-          <w:sz w:val="28"/>
-        </w:rPr>
         <w:t>Глава 3. АЛГОРИТМ ГЕНЕРАЦИИ ПЛАНА ТРЕНИРОВОК</w:t>
       </w:r>
     </w:p>
     <w:p>
       <w:pPr>
+        <w:pStyle w:val="FTHeading2"/>
         <w:keepNext/>
         <w:spacing w:before="120" w:after="120"/>
         <w:ind w:firstLine="709"/>
@@ -2653,9 +2612,6 @@
         <w:outlineLvl w:val="1"/>
       </w:pPr>
       <w:r>
-        <w:rPr>
-          <w:b/>
-        </w:rPr>
         <w:t>3.1. Идея алгоритма: ML + правила</w:t>
       </w:r>
     </w:p>
@@ -2696,13 +2652,14 @@
     <w:p>
       <w:pPr>
         <w:keepLines/>
+        <w:spacing w:line="240" w:lineRule="auto" w:before="0" w:after="0"/>
         <w:ind w:firstLine="0"/>
         <w:jc w:val="left"/>
       </w:pPr>
       <w:r>
         <w:rPr>
           <w:rFonts w:ascii="Courier New" w:hAnsi="Courier New"/>
-          <w:sz w:val="22"/>
+          <w:sz w:val="24"/>
         </w:rPr>
         <w:t>def generate_plan(user_profile, last_inbody):</w:t>
         <w:br/>
@@ -2735,6 +2692,7 @@
     </w:p>
     <w:p>
       <w:pPr>
+        <w:pStyle w:val="FTHeading2"/>
         <w:keepNext/>
         <w:spacing w:before="120" w:after="120"/>
         <w:ind w:firstLine="709"/>
@@ -2742,9 +2700,6 @@
         <w:outlineLvl w:val="1"/>
       </w:pPr>
       <w:r>
-        <w:rPr>
-          <w:b/>
-        </w:rPr>
         <w:t>3.2. Обучаемая часть: ранжирование упражнений</w:t>
       </w:r>
     </w:p>
@@ -2886,6 +2841,7 @@
     </w:p>
     <w:p>
       <w:pPr>
+        <w:pStyle w:val="FTHeading2"/>
         <w:keepNext/>
         <w:spacing w:before="120" w:after="120"/>
         <w:ind w:firstLine="709"/>
@@ -2893,9 +2849,6 @@
         <w:outlineLvl w:val="1"/>
       </w:pPr>
       <w:r>
-        <w:rPr>
-          <w:b/>
-        </w:rPr>
         <w:t>3.3. Правила сборки плана</w:t>
       </w:r>
     </w:p>
@@ -2924,13 +2877,14 @@
     <w:p>
       <w:pPr>
         <w:keepLines/>
+        <w:spacing w:line="240" w:lineRule="auto" w:before="0" w:after="0"/>
         <w:ind w:firstLine="0"/>
         <w:jc w:val="left"/>
       </w:pPr>
       <w:r>
         <w:rPr>
           <w:rFonts w:ascii="Courier New" w:hAnsi="Courier New"/>
-          <w:sz w:val="22"/>
+          <w:sz w:val="24"/>
         </w:rPr>
         <w:t>def compose_plan(ranked_exercises, user_profile):</w:t>
         <w:br/>
@@ -3034,6 +2988,7 @@
     </w:p>
     <w:p>
       <w:pPr>
+        <w:pStyle w:val="FTHeading2"/>
         <w:keepNext/>
         <w:spacing w:before="120" w:after="120"/>
         <w:ind w:firstLine="709"/>
@@ -3041,9 +2996,6 @@
         <w:outlineLvl w:val="1"/>
       </w:pPr>
       <w:r>
-        <w:rPr>
-          <w:b/>
-        </w:rPr>
         <w:t>3.4. Прогрессия нагрузки на 4 недели</w:t>
       </w:r>
     </w:p>
@@ -3151,6 +3103,7 @@
     </w:p>
     <w:p>
       <w:pPr>
+        <w:pStyle w:val="FTHeading2"/>
         <w:keepNext/>
         <w:spacing w:before="120" w:after="120"/>
         <w:ind w:firstLine="709"/>
@@ -3158,9 +3111,6 @@
         <w:outlineLvl w:val="1"/>
       </w:pPr>
       <w:r>
-        <w:rPr>
-          <w:b/>
-        </w:rPr>
         <w:t>3.5. Fallback при недоступности ML-модели</w:t>
       </w:r>
     </w:p>
@@ -3204,6 +3154,7 @@
     </w:p>
     <w:p>
       <w:pPr>
+        <w:pStyle w:val="FTHeading1"/>
         <w:keepNext/>
         <w:spacing w:before="240" w:after="240"/>
         <w:ind w:firstLine="709"/>
@@ -3211,15 +3162,12 @@
         <w:outlineLvl w:val="0"/>
       </w:pPr>
       <w:r>
-        <w:rPr>
-          <w:b/>
-          <w:sz w:val="28"/>
-        </w:rPr>
         <w:t>Глава 4. ПРОГРАММНАЯ РЕАЛИЗАЦИЯ AI-ГЕНЕРАТОРА</w:t>
       </w:r>
     </w:p>
     <w:p>
       <w:pPr>
+        <w:pStyle w:val="FTHeading2"/>
         <w:keepNext/>
         <w:spacing w:before="120" w:after="120"/>
         <w:ind w:firstLine="709"/>
@@ -3227,9 +3175,6 @@
         <w:outlineLvl w:val="1"/>
       </w:pPr>
       <w:r>
-        <w:rPr>
-          <w:b/>
-        </w:rPr>
         <w:t>4.1. Подготовка датасета упражнений</w:t>
       </w:r>
     </w:p>
@@ -3314,6 +3259,7 @@
     </w:p>
     <w:p>
       <w:pPr>
+        <w:pStyle w:val="FTHeading2"/>
         <w:keepNext/>
         <w:spacing w:before="120" w:after="120"/>
         <w:ind w:firstLine="709"/>
@@ -3321,9 +3267,6 @@
         <w:outlineLvl w:val="1"/>
       </w:pPr>
       <w:r>
-        <w:rPr>
-          <w:b/>
-        </w:rPr>
         <w:t>4.2. Обучение модели</w:t>
       </w:r>
     </w:p>
@@ -3405,6 +3348,7 @@
     </w:p>
     <w:p>
       <w:pPr>
+        <w:pStyle w:val="FTHeading2"/>
         <w:keepNext/>
         <w:spacing w:before="120" w:after="120"/>
         <w:ind w:firstLine="709"/>
@@ -3412,9 +3356,6 @@
         <w:outlineLvl w:val="1"/>
       </w:pPr>
       <w:r>
-        <w:rPr>
-          <w:b/>
-        </w:rPr>
         <w:t>4.3. REST-сервис генерации плана</w:t>
       </w:r>
     </w:p>
@@ -3432,13 +3373,14 @@
     <w:p>
       <w:pPr>
         <w:keepLines/>
+        <w:spacing w:line="240" w:lineRule="auto" w:before="0" w:after="0"/>
         <w:ind w:firstLine="0"/>
         <w:jc w:val="left"/>
       </w:pPr>
       <w:r>
         <w:rPr>
           <w:rFonts w:ascii="Courier New" w:hAnsi="Courier New"/>
-          <w:sz w:val="22"/>
+          <w:sz w:val="24"/>
         </w:rPr>
         <w:t>POST /api/v1/plans/generate</w:t>
         <w:br/>
@@ -3573,6 +3515,7 @@
     </w:p>
     <w:p>
       <w:pPr>
+        <w:pStyle w:val="FTHeading2"/>
         <w:keepNext/>
         <w:spacing w:before="120" w:after="120"/>
         <w:ind w:firstLine="709"/>
@@ -3580,9 +3523,6 @@
         <w:outlineLvl w:val="1"/>
       </w:pPr>
       <w:r>
-        <w:rPr>
-          <w:b/>
-        </w:rPr>
         <w:t>4.4. Интеграция с базой данных</w:t>
       </w:r>
     </w:p>
@@ -3600,13 +3540,14 @@
     <w:p>
       <w:pPr>
         <w:keepLines/>
+        <w:spacing w:line="240" w:lineRule="auto" w:before="0" w:after="0"/>
         <w:ind w:firstLine="0"/>
         <w:jc w:val="left"/>
       </w:pPr>
       <w:r>
         <w:rPr>
           <w:rFonts w:ascii="Courier New" w:hAnsi="Courier New"/>
-          <w:sz w:val="22"/>
+          <w:sz w:val="24"/>
         </w:rPr>
         <w:t>workout_plans (id, user_id, status, generated_at, valid_until,</w:t>
         <w:br/>
@@ -3664,6 +3605,7 @@
     </w:p>
     <w:p>
       <w:pPr>
+        <w:pStyle w:val="FTHeading2"/>
         <w:keepNext/>
         <w:spacing w:before="120" w:after="120"/>
         <w:ind w:firstLine="709"/>
@@ -3671,9 +3613,6 @@
         <w:outlineLvl w:val="1"/>
       </w:pPr>
       <w:r>
-        <w:rPr>
-          <w:b/>
-        </w:rPr>
         <w:t>4.5. Интеграция с фронтендом</w:t>
       </w:r>
     </w:p>
@@ -3728,6 +3667,7 @@
     </w:p>
     <w:p>
       <w:pPr>
+        <w:pStyle w:val="FTHeading1"/>
         <w:keepNext/>
         <w:spacing w:before="240" w:after="240"/>
         <w:ind w:firstLine="709"/>
@@ -3735,15 +3675,12 @@
         <w:outlineLvl w:val="0"/>
       </w:pPr>
       <w:r>
-        <w:rPr>
-          <w:b/>
-          <w:sz w:val="28"/>
-        </w:rPr>
         <w:t>Глава 5. ЭКСПЕРИМЕНТЫ И РЕЗУЛЬТАТЫ</w:t>
       </w:r>
     </w:p>
     <w:p>
       <w:pPr>
+        <w:pStyle w:val="FTHeading2"/>
         <w:keepNext/>
         <w:spacing w:before="120" w:after="120"/>
         <w:ind w:firstLine="709"/>
@@ -3751,9 +3688,6 @@
         <w:outlineLvl w:val="1"/>
       </w:pPr>
       <w:r>
-        <w:rPr>
-          <w:b/>
-        </w:rPr>
         <w:t>5.1. Методика</w:t>
       </w:r>
     </w:p>
@@ -3828,6 +3762,7 @@
     </w:p>
     <w:p>
       <w:pPr>
+        <w:pStyle w:val="FTHeading2"/>
         <w:keepNext/>
         <w:spacing w:before="120" w:after="120"/>
         <w:ind w:firstLine="709"/>
@@ -3835,9 +3770,6 @@
         <w:outlineLvl w:val="1"/>
       </w:pPr>
       <w:r>
-        <w:rPr>
-          <w:b/>
-        </w:rPr>
         <w:t>5.2. Сравнение моделей</w:t>
       </w:r>
     </w:p>
@@ -4174,6 +4106,7 @@
     </w:p>
     <w:p>
       <w:pPr>
+        <w:pStyle w:val="FTHeading2"/>
         <w:keepNext/>
         <w:spacing w:before="120" w:after="120"/>
         <w:ind w:firstLine="709"/>
@@ -4181,9 +4114,6 @@
         <w:outlineLvl w:val="1"/>
       </w:pPr>
       <w:r>
-        <w:rPr>
-          <w:b/>
-        </w:rPr>
         <w:t>5.3. Проверка правил и прогрессии</w:t>
       </w:r>
     </w:p>
@@ -4287,6 +4217,7 @@
     </w:p>
     <w:p>
       <w:pPr>
+        <w:pStyle w:val="FTHeading2"/>
         <w:keepNext/>
         <w:spacing w:before="120" w:after="120"/>
         <w:ind w:firstLine="709"/>
@@ -4294,9 +4225,6 @@
         <w:outlineLvl w:val="1"/>
       </w:pPr>
       <w:r>
-        <w:rPr>
-          <w:b/>
-        </w:rPr>
         <w:t>5.4. Выводы по главе</w:t>
       </w:r>
     </w:p>
@@ -4340,6 +4268,7 @@
     </w:p>
     <w:p>
       <w:pPr>
+        <w:pStyle w:val="FTHeading1"/>
         <w:keepNext/>
         <w:spacing w:before="240" w:after="240"/>
         <w:ind w:firstLine="709"/>
@@ -4347,10 +4276,6 @@
         <w:outlineLvl w:val="0"/>
       </w:pPr>
       <w:r>
-        <w:rPr>
-          <w:b/>
-          <w:sz w:val="28"/>
-        </w:rPr>
         <w:t>Заключение</w:t>
       </w:r>
     </w:p>
@@ -4449,6 +4374,7 @@
     </w:p>
     <w:p>
       <w:pPr>
+        <w:pStyle w:val="FTHeading1"/>
         <w:keepNext/>
         <w:spacing w:before="240" w:after="240"/>
         <w:ind w:firstLine="709"/>
@@ -4456,10 +4382,6 @@
         <w:outlineLvl w:val="0"/>
       </w:pPr>
       <w:r>
-        <w:rPr>
-          <w:b/>
-          <w:sz w:val="28"/>
-        </w:rPr>
         <w:t>Список литературы</w:t>
       </w:r>
     </w:p>
@@ -16913,6 +16835,24 @@
         <w:shd w:val="clear" w:color="auto" w:fill="FBCAA2" w:themeFill="accent6" w:themeFillTint="7F"/>
       </w:tcPr>
     </w:tblStylePr>
+  </w:style>
+  <w:style w:type="paragraph" w:customStyle="1" w:styleId="FTHeading1">
+    <w:name w:val="FT Heading 1"/>
+    <w:basedOn w:val="Normal"/>
+    <w:rPr>
+      <w:rFonts w:ascii="Times New Roman" w:hAnsi="Times New Roman"/>
+      <w:b/>
+      <w:sz w:val="28"/>
+    </w:rPr>
+  </w:style>
+  <w:style w:type="paragraph" w:customStyle="1" w:styleId="FTHeading2">
+    <w:name w:val="FT Heading 2"/>
+    <w:basedOn w:val="Normal"/>
+    <w:rPr>
+      <w:rFonts w:ascii="Times New Roman" w:hAnsi="Times New Roman"/>
+      <w:b/>
+      <w:sz w:val="28"/>
+    </w:rPr>
   </w:style>
   <w:style w:type="paragraph" w:customStyle="1" w:styleId="TOC1">
     <w:name w:val="TOC 1"/>
